--- a/courseware/CSCU/Technical-Track/04-Similarity & ML/Similarity-ML-Inference-Guide.docx
+++ b/courseware/CSCU/Technical-Track/04-Similarity & ML/Similarity-ML-Inference-Guide.docx
@@ -157,7 +157,7 @@
         <w:pStyle w:val="Heading1"/>
       </w:pPr>
       <w:r>
-        <w:t xml:space="preserve">1. Column similarity</w:t>
+        <w:t xml:space="preserve">Workshop overview</w:t>
       </w:r>
     </w:p>
     <w:p>
@@ -165,7 +165,47 @@
         <w:spacing w:after="120"/>
       </w:pPr>
       <w:r>
-        <w:t xml:space="preserve">PDC compares profiled value distributions between columns. On CSCU: </w:t>
+        <w:t xml:space="preserve">This workshop covers two tightly related capabilities in Pentaho Data Catalog: the metadata </w:t>
+      </w:r>
+      <w:r>
+        <w:rPr>
+          <w:b/>
+          <w:bCs/>
+        </w:rPr>
+        <w:t xml:space="preserve">Similarity Score</w:t>
+      </w:r>
+      <w:r>
+        <w:t xml:space="preserve"> that drives glossary suggestions, and the </w:t>
+      </w:r>
+      <w:r>
+        <w:rPr>
+          <w:b/>
+          <w:bCs/>
+        </w:rPr>
+        <w:t xml:space="preserve">machine-learning inference layer</w:t>
+      </w:r>
+      <w:r>
+        <w:t xml:space="preserve"> those suggestions depend on. It is deliberately split from the steward-facing glossary modules because it serves a different audience and a different layer of the platform — the engine room rather than the cockpit.</w:t>
+      </w:r>
+    </w:p>
+    <w:p>
+      <w:pPr>
+        <w:pBdr>
+          <w:left w:val="single" w:sz="12" w:space="8" w:color="065A82"/>
+        </w:pBdr>
+        <w:shd w:val="clear" w:color="auto" w:fill="EEF6FA"/>
+        <w:ind w:left="240" w:right="240"/>
+        <w:spacing w:before="120" w:after="160"/>
+      </w:pPr>
+      <w:r>
+        <w:rPr>
+          <w:b/>
+          <w:bCs/>
+        </w:rPr>
+        <w:t xml:space="preserve">The motivating question.</w:t>
+      </w:r>
+      <w:r>
+        <w:t xml:space="preserve"> Open a column such as </w:t>
       </w:r>
       <w:r>
         <w:rPr>
@@ -174,10 +214,78 @@
           <w:sz w:val="20"/>
           <w:szCs w:val="20"/>
         </w:rPr>
-        <w:t xml:space="preserve">members.br_id</w:t>
-      </w:r>
-      <w:r>
-        <w:t xml:space="preserve">, </w:t>
+        <w:t xml:space="preserve">mbr_no</w:t>
+      </w:r>
+      <w:r>
+        <w:t xml:space="preserve"> in the CSCU catalog, switch to Glossary → Suggested, and you may see nothing but "No data to display." That empty pane is rarely a broken feature. It usually means the similarity job has not run, or the AI/ML layer it relies on has not been configured. By the end of this workshop you will be able to make both true.</w:t>
+      </w:r>
+    </w:p>
+    <w:p>
+      <w:pPr>
+        <w:pStyle w:val="Heading2"/>
+      </w:pPr>
+      <w:r>
+        <w:t xml:space="preserve">Who this is for</w:t>
+      </w:r>
+    </w:p>
+    <w:p>
+      <w:pPr>
+        <w:pStyle w:val="ListParagraph"/>
+        <w:numPr>
+          <w:ilvl w:val="0"/>
+          <w:numId w:val="2"/>
+        </w:numPr>
+        <w:spacing w:after="60"/>
+      </w:pPr>
+      <w:r>
+        <w:t xml:space="preserve">Platform administrators who own the PDC deployment and its environment configuration.</w:t>
+      </w:r>
+    </w:p>
+    <w:p>
+      <w:pPr>
+        <w:pStyle w:val="ListParagraph"/>
+        <w:numPr>
+          <w:ilvl w:val="0"/>
+          <w:numId w:val="2"/>
+        </w:numPr>
+        <w:spacing w:after="60"/>
+      </w:pPr>
+      <w:r>
+        <w:t xml:space="preserve">Solution architects designing how governance and AI features fit together.</w:t>
+      </w:r>
+    </w:p>
+    <w:p>
+      <w:pPr>
+        <w:pStyle w:val="ListParagraph"/>
+        <w:numPr>
+          <w:ilvl w:val="0"/>
+          <w:numId w:val="2"/>
+        </w:numPr>
+        <w:spacing w:after="60"/>
+      </w:pPr>
+      <w:r>
+        <w:t xml:space="preserve">Technical data stewards who run similarity and curate the resulting suggestions.</w:t>
+      </w:r>
+    </w:p>
+    <w:p>
+      <w:pPr>
+        <w:pStyle w:val="Heading2"/>
+      </w:pPr>
+      <w:r>
+        <w:t xml:space="preserve">Prerequisites</w:t>
+      </w:r>
+    </w:p>
+    <w:p>
+      <w:pPr>
+        <w:pStyle w:val="ListParagraph"/>
+        <w:numPr>
+          <w:ilvl w:val="0"/>
+          <w:numId w:val="2"/>
+        </w:numPr>
+        <w:spacing w:after="60"/>
+      </w:pPr>
+      <w:r>
+        <w:t xml:space="preserve">A running PDC 11.0.0 environment with at least one connected data source (the CSCU </w:t>
       </w:r>
       <w:r>
         <w:rPr>
@@ -186,10 +294,23 @@
           <w:sz w:val="20"/>
           <w:szCs w:val="20"/>
         </w:rPr>
-        <w:t xml:space="preserve">accounts.br_id</w:t>
-      </w:r>
-      <w:r>
-        <w:t xml:space="preserve">, </w:t>
+        <w:t xml:space="preserve">cscu_core</w:t>
+      </w:r>
+      <w:r>
+        <w:t xml:space="preserve"> schema is used throughout).</w:t>
+      </w:r>
+    </w:p>
+    <w:p>
+      <w:pPr>
+        <w:pStyle w:val="ListParagraph"/>
+        <w:numPr>
+          <w:ilvl w:val="0"/>
+          <w:numId w:val="2"/>
+        </w:numPr>
+        <w:spacing w:after="60"/>
+      </w:pPr>
+      <w:r>
+        <w:t xml:space="preserve">Access to the deployment's environment configuration (the </w:t>
       </w:r>
       <w:r>
         <w:rPr>
@@ -198,10 +319,23 @@
           <w:sz w:val="20"/>
           <w:szCs w:val="20"/>
         </w:rPr>
-        <w:t xml:space="preserve">branches.br_id</w:t>
-      </w:r>
-      <w:r>
-        <w:t xml:space="preserve"> and </w:t>
+        <w:t xml:space="preserve">conf/.env</w:t>
+      </w:r>
+      <w:r>
+        <w:t xml:space="preserve"> layer).</w:t>
+      </w:r>
+    </w:p>
+    <w:p>
+      <w:pPr>
+        <w:pStyle w:val="ListParagraph"/>
+        <w:numPr>
+          <w:ilvl w:val="0"/>
+          <w:numId w:val="2"/>
+        </w:numPr>
+        <w:spacing w:after="60"/>
+      </w:pPr>
+      <w:r>
+        <w:t xml:space="preserve">An inference endpoint you can point PDC at — a local model server or a hosted, OpenAI-compatible API. This guide stays backend-agnostic. (In the CSCU lab, the Windows host's Ollama at </w:t>
       </w:r>
       <w:r>
         <w:rPr>
@@ -210,10 +344,326 @@
           <w:sz w:val="20"/>
           <w:szCs w:val="20"/>
         </w:rPr>
-        <w:t xml:space="preserve">gl_entries.br_id</w:t>
-      </w:r>
-      <w:r>
-        <w:t xml:space="preserve"> are near-identical distributions — similarity groups them.</w:t>
+        <w:t xml:space="preserve">http://192.168.1.200:11434/v1</w:t>
+      </w:r>
+      <w:r>
+        <w:t xml:space="preserve"> serves an OpenAI-compatible API and runs models on dual RTX 3060s.)</w:t>
+      </w:r>
+    </w:p>
+    <w:p>
+      <w:pPr>
+        <w:pStyle w:val="ListParagraph"/>
+        <w:numPr>
+          <w:ilvl w:val="0"/>
+          <w:numId w:val="2"/>
+        </w:numPr>
+        <w:spacing w:after="60"/>
+      </w:pPr>
+      <w:r>
+        <w:t xml:space="preserve">Familiarity with PDC glossaries, terms, and the term-to-column link (Workshop 3).</w:t>
+      </w:r>
+    </w:p>
+    <w:p>
+      <w:pPr>
+        <w:pStyle w:val="Heading2"/>
+      </w:pPr>
+      <w:r>
+        <w:t xml:space="preserve">Learning objectives</w:t>
+      </w:r>
+    </w:p>
+    <w:p>
+      <w:pPr>
+        <w:pStyle w:val="ListParagraph"/>
+        <w:numPr>
+          <w:ilvl w:val="0"/>
+          <w:numId w:val="100"/>
+        </w:numPr>
+        <w:spacing w:after="80" w:line="264" w:lineRule="auto"/>
+      </w:pPr>
+      <w:r>
+        <w:t xml:space="preserve">Explain what the metadata Similarity Score is and how it is produced.</w:t>
+      </w:r>
+    </w:p>
+    <w:p>
+      <w:pPr>
+        <w:pStyle w:val="ListParagraph"/>
+        <w:numPr>
+          <w:ilvl w:val="0"/>
+          <w:numId w:val="100"/>
+        </w:numPr>
+        <w:spacing w:after="80" w:line="264" w:lineRule="auto"/>
+      </w:pPr>
+      <w:r>
+        <w:t xml:space="preserve">Run the similarity process and review suggestions across columns, tables/files, and terms.</w:t>
+      </w:r>
+    </w:p>
+    <w:p>
+      <w:pPr>
+        <w:pStyle w:val="ListParagraph"/>
+        <w:numPr>
+          <w:ilvl w:val="0"/>
+          <w:numId w:val="100"/>
+        </w:numPr>
+        <w:spacing w:after="80" w:line="264" w:lineRule="auto"/>
+      </w:pPr>
+      <w:r>
+        <w:t xml:space="preserve">Tune the score threshold and apply the approve/reject workflow responsibly.</w:t>
+      </w:r>
+    </w:p>
+    <w:p>
+      <w:pPr>
+        <w:pStyle w:val="ListParagraph"/>
+        <w:numPr>
+          <w:ilvl w:val="0"/>
+          <w:numId w:val="100"/>
+        </w:numPr>
+        <w:spacing w:after="80" w:line="264" w:lineRule="auto"/>
+      </w:pPr>
+      <w:r>
+        <w:t xml:space="preserve">Stand up the ML inference layer and verify it end to end.</w:t>
+      </w:r>
+    </w:p>
+    <w:p>
+      <w:pPr>
+        <w:pStyle w:val="ListParagraph"/>
+        <w:numPr>
+          <w:ilvl w:val="0"/>
+          <w:numId w:val="100"/>
+        </w:numPr>
+        <w:spacing w:after="80" w:line="264" w:lineRule="auto"/>
+      </w:pPr>
+      <w:r>
+        <w:t xml:space="preserve">Diagnose an empty Suggested pane using a repeatable troubleshooting chain.</w:t>
+      </w:r>
+    </w:p>
+    <w:p>
+      <w:pPr>
+        <w:pStyle w:val="Heading2"/>
+      </w:pPr>
+      <w:r>
+        <w:t xml:space="preserve">Where it fits in the Technical Track</w:t>
+      </w:r>
+    </w:p>
+    <w:p>
+      <w:pPr>
+        <w:spacing w:after="120"/>
+      </w:pPr>
+      <w:r>
+        <w:t xml:space="preserve">Place this module alongside Data Identification (02), Build-Your-Own (03), and the Glossary Generator App (01). Part A (the Similarity Score) is steward-facing and can be taught on its own. Part B (ML inference) is administrator-facing and doubles as a platform prerequisite — the same AI/ML layer also powers the PDC chatbot, so configuring it once benefits more than the similarity feature. The Glossary Generator app applies the same principle to </w:t>
+      </w:r>
+      <w:r>
+        <w:rPr>
+          <w:i/>
+          <w:iCs/>
+        </w:rPr>
+        <w:t xml:space="preserve">vocabulary</w:t>
+      </w:r>
+      <w:r>
+        <w:t xml:space="preserve">: its </w:t>
+      </w:r>
+      <w:r>
+        <w:rPr>
+          <w:b/>
+          <w:bCs/>
+        </w:rPr>
+        <w:t xml:space="preserve">Find similar</w:t>
+      </w:r>
+      <w:r>
+        <w:t xml:space="preserve"> feature proposes similarity-scored term merges, with the steward deciding.</w:t>
+      </w:r>
+    </w:p>
+    <w:p>
+      <w:pPr>
+        <w:pStyle w:val="Heading1"/>
+      </w:pPr>
+      <w:r>
+        <w:t xml:space="preserve">The concept: ML-driven metadata similarity</w:t>
+      </w:r>
+    </w:p>
+    <w:p>
+      <w:pPr>
+        <w:spacing w:after="120"/>
+      </w:pPr>
+      <w:r>
+        <w:t xml:space="preserve">Metadata similarity uses machine learning to identify and suggest similar tables, columns, and business terms across the data landscape. Rather than matching on column names alone, it scores candidates on metadata structure and meaning, so semantically equivalent fields can be matched even when their names differ — </w:t>
+      </w:r>
+      <w:r>
+        <w:rPr>
+          <w:rFonts w:ascii="Consolas" w:hAnsi="Consolas"/>
+          <w:color w:val="0A5560"/>
+          <w:sz w:val="20"/>
+          <w:szCs w:val="20"/>
+        </w:rPr>
+        <w:t xml:space="preserve">mbr_id</w:t>
+      </w:r>
+      <w:r>
+        <w:t xml:space="preserve"> in one table and </w:t>
+      </w:r>
+      <w:r>
+        <w:rPr>
+          <w:rFonts w:ascii="Consolas" w:hAnsi="Consolas"/>
+          <w:color w:val="0A5560"/>
+          <w:sz w:val="20"/>
+          <w:szCs w:val="20"/>
+        </w:rPr>
+        <w:t xml:space="preserve">member_ref</w:t>
+      </w:r>
+      <w:r>
+        <w:t xml:space="preserve"> in another. The practical payoff is threefold: more consistent term tagging, less duplicated effort, and a direct contribution to data trust.</w:t>
+      </w:r>
+    </w:p>
+    <w:p>
+      <w:pPr>
+        <w:pBdr>
+          <w:left w:val="single" w:sz="12" w:space="8" w:color="065A82"/>
+        </w:pBdr>
+        <w:shd w:val="clear" w:color="auto" w:fill="EEF6FA"/>
+        <w:ind w:left="240" w:right="240"/>
+        <w:spacing w:before="120" w:after="160"/>
+      </w:pPr>
+      <w:r>
+        <w:rPr>
+          <w:b/>
+          <w:bCs/>
+        </w:rPr>
+        <w:t xml:space="preserve">Key idea.</w:t>
+      </w:r>
+      <w:r>
+        <w:t xml:space="preserve"> Similarity is a </w:t>
+      </w:r>
+      <w:r>
+        <w:rPr>
+          <w:b/>
+          <w:bCs/>
+        </w:rPr>
+        <w:t xml:space="preserve">batch process</w:t>
+      </w:r>
+      <w:r>
+        <w:t xml:space="preserve">, not a live lookup. Suggestions appear only after the similarity job has run. Opening the Suggested pane does not generate matches — it displays the results of the most recent run.</w:t>
+      </w:r>
+    </w:p>
+    <w:p>
+      <w:pPr>
+        <w:pStyle w:val="Heading1"/>
+      </w:pPr>
+      <w:r>
+        <w:t xml:space="preserve">Part A — Working with the Similarity Score</w:t>
+      </w:r>
+    </w:p>
+    <w:p>
+      <w:pPr>
+        <w:pStyle w:val="Heading2"/>
+      </w:pPr>
+      <w:r>
+        <w:t xml:space="preserve">Running the metadata similarity process</w:t>
+      </w:r>
+    </w:p>
+    <w:p>
+      <w:pPr>
+        <w:spacing w:after="120"/>
+      </w:pPr>
+      <w:r>
+        <w:t xml:space="preserve">Run the process from the administration area before expecting any suggestions to appear:</w:t>
+      </w:r>
+    </w:p>
+    <w:p>
+      <w:pPr>
+        <w:pStyle w:val="ListParagraph"/>
+        <w:numPr>
+          <w:ilvl w:val="0"/>
+          <w:numId w:val="101"/>
+        </w:numPr>
+        <w:spacing w:after="80" w:line="264" w:lineRule="auto"/>
+      </w:pPr>
+      <w:r>
+        <w:rPr>
+          <w:b/>
+          <w:bCs/>
+        </w:rPr>
+        <w:t xml:space="preserve">Open Management.</w:t>
+      </w:r>
+      <w:r>
+        <w:t xml:space="preserve"> From the left navigation, choose Management to open the Manage Your Environment page.</w:t>
+      </w:r>
+    </w:p>
+    <w:p>
+      <w:pPr>
+        <w:pStyle w:val="ListParagraph"/>
+        <w:numPr>
+          <w:ilvl w:val="0"/>
+          <w:numId w:val="101"/>
+        </w:numPr>
+        <w:spacing w:after="80" w:line="264" w:lineRule="auto"/>
+      </w:pPr>
+      <w:r>
+        <w:rPr>
+          <w:b/>
+          <w:bCs/>
+        </w:rPr>
+        <w:t xml:space="preserve">Configure Similarity.</w:t>
+      </w:r>
+      <w:r>
+        <w:t xml:space="preserve"> On the Metadata Similarity card, click Configure Similarity to open the Metadata Similarity Configuration page.</w:t>
+      </w:r>
+    </w:p>
+    <w:p>
+      <w:pPr>
+        <w:pStyle w:val="ListParagraph"/>
+        <w:numPr>
+          <w:ilvl w:val="0"/>
+          <w:numId w:val="101"/>
+        </w:numPr>
+        <w:spacing w:after="80" w:line="264" w:lineRule="auto"/>
+      </w:pPr>
+      <w:r>
+        <w:rPr>
+          <w:b/>
+          <w:bCs/>
+        </w:rPr>
+        <w:t xml:space="preserve">Select scope.</w:t>
+      </w:r>
+      <w:r>
+        <w:t xml:space="preserve"> Choose the databases to analyze. Optionally select one or more business terms to focus the run.</w:t>
+      </w:r>
+    </w:p>
+    <w:p>
+      <w:pPr>
+        <w:pStyle w:val="ListParagraph"/>
+        <w:numPr>
+          <w:ilvl w:val="0"/>
+          <w:numId w:val="101"/>
+        </w:numPr>
+        <w:spacing w:after="80" w:line="264" w:lineRule="auto"/>
+      </w:pPr>
+      <w:r>
+        <w:rPr>
+          <w:b/>
+          <w:bCs/>
+        </w:rPr>
+        <w:t xml:space="preserve">Apply.</w:t>
+      </w:r>
+      <w:r>
+        <w:t xml:space="preserve"> Click Apply. The metadata similarity process (handled by the Miscellaneous Jobs Worker) begins.</w:t>
+      </w:r>
+    </w:p>
+    <w:p>
+      <w:pPr>
+        <w:pStyle w:val="ListParagraph"/>
+        <w:numPr>
+          <w:ilvl w:val="0"/>
+          <w:numId w:val="101"/>
+        </w:numPr>
+        <w:spacing w:after="80" w:line="264" w:lineRule="auto"/>
+      </w:pPr>
+      <w:r>
+        <w:rPr>
+          <w:b/>
+          <w:bCs/>
+        </w:rPr>
+        <w:t xml:space="preserve">Monitor.</w:t>
+      </w:r>
+      <w:r>
+        <w:t xml:space="preserve"> Track the run on the Workers page until it completes; only then will suggestions populate.</w:t>
       </w:r>
     </w:p>
     <w:p>
@@ -235,33 +685,490 @@
           <w:bCs/>
           <w:color w:val="8A6D1A"/>
         </w:rPr>
-        <w:t xml:space="preserve">📷  SCREENSHOT — similar columns on br_id</w:t>
-      </w:r>
-    </w:p>
-    <w:p>
-      <w:pPr>
-        <w:pStyle w:val="Heading1"/>
-      </w:pPr>
-      <w:r>
-        <w:t xml:space="preserve">2. Inference — propagate the curation</w:t>
-      </w:r>
-    </w:p>
-    <w:p>
-      <w:pPr>
-        <w:spacing w:after="120"/>
-      </w:pPr>
-      <w:r>
-        <w:t xml:space="preserve">Tag or link a term on one column and PDC can propose the same on similar columns: link </w:t>
-      </w:r>
+        <w:t xml:space="preserve">📷  SCREENSHOT — Metadata Similarity Configuration — cscu_core scoped</w:t>
+      </w:r>
+    </w:p>
+    <w:p>
+      <w:pPr>
+        <w:pBdr>
+          <w:left w:val="single" w:sz="12" w:space="8" w:color="065A82"/>
+        </w:pBdr>
+        <w:shd w:val="clear" w:color="auto" w:fill="EEF6FA"/>
+        <w:ind w:left="240" w:right="240"/>
+        <w:spacing w:before="120" w:after="160"/>
+      </w:pPr>
       <w:r>
         <w:rPr>
           <w:b/>
           <w:bCs/>
         </w:rPr>
-        <w:t xml:space="preserve">Branch ID</w:t>
-      </w:r>
-      <w:r>
-        <w:t xml:space="preserve"> on </w:t>
+        <w:t xml:space="preserve">Remember.</w:t>
+      </w:r>
+      <w:r>
+        <w:t xml:space="preserve"> The run is the prerequisite that everything else depends on. With no completed run, the Suggested pane stays empty no matter how you set the threshold.</w:t>
+      </w:r>
+    </w:p>
+    <w:p>
+      <w:pPr>
+        <w:pStyle w:val="Heading2"/>
+      </w:pPr>
+      <w:r>
+        <w:t xml:space="preserve">Reviewing suggestions</w:t>
+      </w:r>
+    </w:p>
+    <w:p>
+      <w:pPr>
+        <w:spacing w:after="120"/>
+      </w:pPr>
+      <w:r>
+        <w:t xml:space="preserve">Once a run completes, suggestions surface in three places depending on what you select:</w:t>
+      </w:r>
+    </w:p>
+    <w:tbl>
+      <w:tblPr>
+        <w:tblW w:w="9360" w:type="dxa"/>
+        <w:tblBorders>
+          <w:top w:val="single" w:sz="4" w:space="0" w:color="C9DEE8"/>
+          <w:left w:val="single" w:sz="4" w:space="0" w:color="C9DEE8"/>
+          <w:bottom w:val="single" w:sz="4" w:space="0" w:color="C9DEE8"/>
+          <w:right w:val="single" w:sz="4" w:space="0" w:color="C9DEE8"/>
+          <w:insideH w:val="single" w:sz="4" w:space="0" w:color="C9DEE8"/>
+          <w:insideV w:val="single" w:sz="4" w:space="0" w:color="C9DEE8"/>
+        </w:tblBorders>
+      </w:tblPr>
+      <w:tblGrid>
+        <w:gridCol w:w="2500"/>
+        <w:gridCol w:w="3430"/>
+        <w:gridCol w:w="3430"/>
+      </w:tblGrid>
+      <w:tr>
+        <w:tc>
+          <w:tcPr>
+            <w:tcW w:w="2500" w:type="dxa"/>
+            <w:shd w:val="clear" w:color="auto" w:fill="EEF6FA"/>
+            <w:tcBorders>
+              <w:left w:val="single" w:sz="12" w:space="0" w:color="065A82"/>
+            </w:tcBorders>
+            <w:tcMar>
+              <w:top w:w="120" w:type="dxa"/>
+              <w:left w:w="180" w:type="dxa"/>
+              <w:bottom w:w="120" w:type="dxa"/>
+              <w:right w:w="180" w:type="dxa"/>
+            </w:tcMar>
+          </w:tcPr>
+          <w:p>
+            <w:pPr>
+              <w:spacing w:after="0"/>
+            </w:pPr>
+            <w:r>
+              <w:rPr>
+                <w:b/>
+                <w:bCs/>
+              </w:rPr>
+              <w:t xml:space="preserve">You select</w:t>
+            </w:r>
+          </w:p>
+        </w:tc>
+        <w:tc>
+          <w:tcPr>
+            <w:tcW w:w="3430" w:type="dxa"/>
+            <w:shd w:val="clear" w:color="auto" w:fill="EEF6FA"/>
+            <w:tcMar>
+              <w:top w:w="120" w:type="dxa"/>
+              <w:left w:w="180" w:type="dxa"/>
+              <w:bottom w:w="120" w:type="dxa"/>
+              <w:right w:w="180" w:type="dxa"/>
+            </w:tcMar>
+          </w:tcPr>
+          <w:p>
+            <w:pPr>
+              <w:spacing w:after="0"/>
+            </w:pPr>
+            <w:r>
+              <w:rPr>
+                <w:b/>
+                <w:bCs/>
+              </w:rPr>
+              <w:t xml:space="preserve">Where to look</w:t>
+            </w:r>
+          </w:p>
+        </w:tc>
+        <w:tc>
+          <w:tcPr>
+            <w:tcW w:w="3430" w:type="dxa"/>
+            <w:shd w:val="clear" w:color="auto" w:fill="EEF6FA"/>
+            <w:tcMar>
+              <w:top w:w="120" w:type="dxa"/>
+              <w:left w:w="180" w:type="dxa"/>
+              <w:bottom w:w="120" w:type="dxa"/>
+              <w:right w:w="180" w:type="dxa"/>
+            </w:tcMar>
+          </w:tcPr>
+          <w:p>
+            <w:pPr>
+              <w:spacing w:after="0"/>
+            </w:pPr>
+            <w:r>
+              <w:rPr>
+                <w:b/>
+                <w:bCs/>
+              </w:rPr>
+              <w:t xml:space="preserve">What approval does</w:t>
+            </w:r>
+          </w:p>
+        </w:tc>
+      </w:tr>
+      <w:tr>
+        <w:tc>
+          <w:tcPr>
+            <w:tcW w:w="2500" w:type="dxa"/>
+            <w:tcMar>
+              <w:top w:w="120" w:type="dxa"/>
+              <w:left w:w="180" w:type="dxa"/>
+              <w:bottom w:w="120" w:type="dxa"/>
+              <w:right w:w="180" w:type="dxa"/>
+            </w:tcMar>
+          </w:tcPr>
+          <w:p>
+            <w:pPr>
+              <w:spacing w:after="0"/>
+            </w:pPr>
+            <w:r>
+              <w:t xml:space="preserve">A column</w:t>
+            </w:r>
+          </w:p>
+        </w:tc>
+        <w:tc>
+          <w:tcPr>
+            <w:tcW w:w="3430" w:type="dxa"/>
+            <w:tcMar>
+              <w:top w:w="120" w:type="dxa"/>
+              <w:left w:w="180" w:type="dxa"/>
+              <w:bottom w:w="120" w:type="dxa"/>
+              <w:right w:w="180" w:type="dxa"/>
+            </w:tcMar>
+          </w:tcPr>
+          <w:p>
+            <w:pPr>
+              <w:spacing w:after="0"/>
+            </w:pPr>
+            <w:r>
+              <w:t xml:space="preserve">Glossary tab → Suggested pane</w:t>
+            </w:r>
+          </w:p>
+        </w:tc>
+        <w:tc>
+          <w:tcPr>
+            <w:tcW w:w="3430" w:type="dxa"/>
+            <w:tcMar>
+              <w:top w:w="120" w:type="dxa"/>
+              <w:left w:w="180" w:type="dxa"/>
+              <w:bottom w:w="120" w:type="dxa"/>
+              <w:right w:w="180" w:type="dxa"/>
+            </w:tcMar>
+          </w:tcPr>
+          <w:p>
+            <w:pPr>
+              <w:spacing w:after="0"/>
+            </w:pPr>
+            <w:r>
+              <w:t xml:space="preserve">Assigns the matched term to the column; it then appears under Elements</w:t>
+            </w:r>
+          </w:p>
+        </w:tc>
+      </w:tr>
+      <w:tr>
+        <w:tc>
+          <w:tcPr>
+            <w:tcW w:w="2500" w:type="dxa"/>
+            <w:tcMar>
+              <w:top w:w="120" w:type="dxa"/>
+              <w:left w:w="180" w:type="dxa"/>
+              <w:bottom w:w="120" w:type="dxa"/>
+              <w:right w:w="180" w:type="dxa"/>
+            </w:tcMar>
+          </w:tcPr>
+          <w:p>
+            <w:pPr>
+              <w:spacing w:after="0"/>
+            </w:pPr>
+            <w:r>
+              <w:t xml:space="preserve">A table or file</w:t>
+            </w:r>
+          </w:p>
+        </w:tc>
+        <w:tc>
+          <w:tcPr>
+            <w:tcW w:w="3430" w:type="dxa"/>
+            <w:tcMar>
+              <w:top w:w="120" w:type="dxa"/>
+              <w:left w:w="180" w:type="dxa"/>
+              <w:bottom w:w="120" w:type="dxa"/>
+              <w:right w:w="180" w:type="dxa"/>
+            </w:tcMar>
+          </w:tcPr>
+          <w:p>
+            <w:pPr>
+              <w:spacing w:after="0"/>
+            </w:pPr>
+            <w:r>
+              <w:t xml:space="preserve">Similar Items tab</w:t>
+            </w:r>
+          </w:p>
+        </w:tc>
+        <w:tc>
+          <w:tcPr>
+            <w:tcW w:w="3430" w:type="dxa"/>
+            <w:tcMar>
+              <w:top w:w="120" w:type="dxa"/>
+              <w:left w:w="180" w:type="dxa"/>
+              <w:bottom w:w="120" w:type="dxa"/>
+              <w:right w:w="180" w:type="dxa"/>
+            </w:tcMar>
+          </w:tcPr>
+          <w:p>
+            <w:pPr>
+              <w:spacing w:after="0"/>
+            </w:pPr>
+            <w:r>
+              <w:t xml:space="preserve">Updates the suggestion's status in place</w:t>
+            </w:r>
+          </w:p>
+        </w:tc>
+      </w:tr>
+      <w:tr>
+        <w:tc>
+          <w:tcPr>
+            <w:tcW w:w="2500" w:type="dxa"/>
+            <w:tcMar>
+              <w:top w:w="120" w:type="dxa"/>
+              <w:left w:w="180" w:type="dxa"/>
+              <w:bottom w:w="120" w:type="dxa"/>
+              <w:right w:w="180" w:type="dxa"/>
+            </w:tcMar>
+          </w:tcPr>
+          <w:p>
+            <w:pPr>
+              <w:spacing w:after="0"/>
+            </w:pPr>
+            <w:r>
+              <w:t xml:space="preserve">A business term</w:t>
+            </w:r>
+          </w:p>
+        </w:tc>
+        <w:tc>
+          <w:tcPr>
+            <w:tcW w:w="3430" w:type="dxa"/>
+            <w:tcMar>
+              <w:top w:w="120" w:type="dxa"/>
+              <w:left w:w="180" w:type="dxa"/>
+              <w:bottom w:w="120" w:type="dxa"/>
+              <w:right w:w="180" w:type="dxa"/>
+            </w:tcMar>
+          </w:tcPr>
+          <w:p>
+            <w:pPr>
+              <w:spacing w:after="0"/>
+            </w:pPr>
+            <w:r>
+              <w:t xml:space="preserve">Data Elements tab</w:t>
+            </w:r>
+          </w:p>
+        </w:tc>
+        <w:tc>
+          <w:tcPr>
+            <w:tcW w:w="3430" w:type="dxa"/>
+            <w:tcMar>
+              <w:top w:w="120" w:type="dxa"/>
+              <w:left w:w="180" w:type="dxa"/>
+              <w:bottom w:w="120" w:type="dxa"/>
+              <w:right w:w="180" w:type="dxa"/>
+            </w:tcMar>
+          </w:tcPr>
+          <w:p>
+            <w:pPr>
+              <w:spacing w:after="0"/>
+            </w:pPr>
+            <w:r>
+              <w:t xml:space="preserve">Assigns the term to the matched column</w:t>
+            </w:r>
+          </w:p>
+        </w:tc>
+      </w:tr>
+    </w:tbl>
+    <w:p>
+      <w:pPr>
+        <w:spacing w:after="120"/>
+      </w:pPr>
+    </w:p>
+    <w:p>
+      <w:pPr>
+        <w:spacing w:after="120"/>
+      </w:pPr>
+      <w:r>
+        <w:t xml:space="preserve">In every case the list shows each candidate with a similarity score and a status. Higher scores indicate a stronger match based on metadata structure and meaning.</w:t>
+      </w:r>
+    </w:p>
+    <w:p>
+      <w:pPr>
+        <w:pStyle w:val="Heading2"/>
+      </w:pPr>
+      <w:r>
+        <w:t xml:space="preserve">Score threshold mechanics</w:t>
+      </w:r>
+    </w:p>
+    <w:p>
+      <w:pPr>
+        <w:spacing w:after="120"/>
+      </w:pPr>
+      <w:r>
+        <w:t xml:space="preserve">The Suggested and Similar Items lists contain only items whose similarity score is above the threshold, which defaults to 0.5. Adjust the Score Threshold box and click Submit to re-filter:</w:t>
+      </w:r>
+    </w:p>
+    <w:p>
+      <w:pPr>
+        <w:pStyle w:val="ListParagraph"/>
+        <w:numPr>
+          <w:ilvl w:val="0"/>
+          <w:numId w:val="2"/>
+        </w:numPr>
+        <w:spacing w:after="60"/>
+      </w:pPr>
+      <w:r>
+        <w:rPr>
+          <w:b/>
+          <w:bCs/>
+        </w:rPr>
+        <w:t xml:space="preserve">Lower</w:t>
+      </w:r>
+      <w:r>
+        <w:t xml:space="preserve"> the score to see more, more loosely matched items.</w:t>
+      </w:r>
+    </w:p>
+    <w:p>
+      <w:pPr>
+        <w:pStyle w:val="ListParagraph"/>
+        <w:numPr>
+          <w:ilvl w:val="0"/>
+          <w:numId w:val="2"/>
+        </w:numPr>
+        <w:spacing w:after="60"/>
+      </w:pPr>
+      <w:r>
+        <w:rPr>
+          <w:b/>
+          <w:bCs/>
+        </w:rPr>
+        <w:t xml:space="preserve">Raise</w:t>
+      </w:r>
+      <w:r>
+        <w:t xml:space="preserve"> the score to see fewer, more closely matched items.</w:t>
+      </w:r>
+    </w:p>
+    <w:p>
+      <w:pPr>
+        <w:pBdr>
+          <w:left w:val="single" w:sz="12" w:space="8" w:color="065A82"/>
+        </w:pBdr>
+        <w:shd w:val="clear" w:color="auto" w:fill="EEF6FA"/>
+        <w:ind w:left="240" w:right="240"/>
+        <w:spacing w:before="120" w:after="160"/>
+      </w:pPr>
+      <w:r>
+        <w:rPr>
+          <w:b/>
+          <w:bCs/>
+        </w:rPr>
+        <w:t xml:space="preserve">Common misconception.</w:t>
+      </w:r>
+      <w:r>
+        <w:t xml:space="preserve"> The threshold filters an already-computed result set — it does not generate matches. Lowering it to 0.2 still shows nothing if the similarity job never ran. Tune the score to </w:t>
+      </w:r>
+      <w:r>
+        <w:rPr>
+          <w:i/>
+          <w:iCs/>
+        </w:rPr>
+        <w:t xml:space="preserve">read</w:t>
+      </w:r>
+      <w:r>
+        <w:t xml:space="preserve"> results, not to create them.</w:t>
+      </w:r>
+    </w:p>
+    <w:p>
+      <w:pPr>
+        <w:pStyle w:val="Heading2"/>
+      </w:pPr>
+      <w:r>
+        <w:t xml:space="preserve">The approve / reject workflow</w:t>
+      </w:r>
+    </w:p>
+    <w:p>
+      <w:pPr>
+        <w:spacing w:after="120"/>
+      </w:pPr>
+      <w:r>
+        <w:t xml:space="preserve">Review each suggestion and act on it with the checkboxes:</w:t>
+      </w:r>
+    </w:p>
+    <w:p>
+      <w:pPr>
+        <w:pStyle w:val="ListParagraph"/>
+        <w:numPr>
+          <w:ilvl w:val="0"/>
+          <w:numId w:val="2"/>
+        </w:numPr>
+        <w:spacing w:after="60"/>
+      </w:pPr>
+      <w:r>
+        <w:rPr>
+          <w:b/>
+          <w:bCs/>
+        </w:rPr>
+        <w:t xml:space="preserve">Approve</w:t>
+      </w:r>
+      <w:r>
+        <w:t xml:space="preserve"> accepts the match. On a column's Suggested pane, approval assigns the term to the column.</w:t>
+      </w:r>
+    </w:p>
+    <w:p>
+      <w:pPr>
+        <w:pStyle w:val="ListParagraph"/>
+        <w:numPr>
+          <w:ilvl w:val="0"/>
+          <w:numId w:val="2"/>
+        </w:numPr>
+        <w:spacing w:after="60"/>
+      </w:pPr>
+      <w:r>
+        <w:rPr>
+          <w:b/>
+          <w:bCs/>
+        </w:rPr>
+        <w:t xml:space="preserve">Reject</w:t>
+      </w:r>
+      <w:r>
+        <w:t xml:space="preserve"> discards the suggestion from the current list.</w:t>
+      </w:r>
+    </w:p>
+    <w:p>
+      <w:pPr>
+        <w:pBdr>
+          <w:left w:val="single" w:sz="12" w:space="8" w:color="065A82"/>
+        </w:pBdr>
+        <w:shd w:val="clear" w:color="auto" w:fill="EEF6FA"/>
+        <w:ind w:left="240" w:right="240"/>
+        <w:spacing w:before="120" w:after="160"/>
+      </w:pPr>
+      <w:r>
+        <w:rPr>
+          <w:b/>
+          <w:bCs/>
+        </w:rPr>
+        <w:t xml:space="preserve">Caution — reject is permanent.</w:t>
+      </w:r>
+      <w:r>
+        <w:t xml:space="preserve"> A rejected item is excluded from future similarity suggestions for that asset. Reject deliberately to remove genuinely wrong matches, not as a quick way to clear a cluttered list. On CSCU's status columns this matters: every </w:t>
       </w:r>
       <w:r>
         <w:rPr>
@@ -270,20 +1177,430 @@
           <w:sz w:val="20"/>
           <w:szCs w:val="20"/>
         </w:rPr>
-        <w:t xml:space="preserve">branches.br_id</w:t>
-      </w:r>
-      <w:r>
-        <w:t xml:space="preserve">, review the inference on the other three. Inference is a </w:t>
-      </w:r>
-      <w:r>
-        <w:rPr>
-          <w:i/>
-          <w:iCs/>
-        </w:rPr>
-        <w:t xml:space="preserve">proposal</w:t>
-      </w:r>
-      <w:r>
-        <w:t xml:space="preserve"> — the steward accepts or rejects.</w:t>
+        <w:t xml:space="preserve">*_status</w:t>
+      </w:r>
+      <w:r>
+        <w:t xml:space="preserve"> enum looks alike to the engine, so expect loose matches there and reject only the truly wrong ones.</w:t>
+      </w:r>
+    </w:p>
+    <w:p>
+      <w:pPr>
+        <w:spacing w:after="120"/>
+      </w:pPr>
+      <w:r>
+        <w:t xml:space="preserve">You can also use the Show Approved and Show Rejected filters to revisit prior decisions.</w:t>
+      </w:r>
+    </w:p>
+    <w:p>
+      <w:pPr>
+        <w:pStyle w:val="Heading2"/>
+      </w:pPr>
+      <w:r>
+        <w:t xml:space="preserve">How suggestions feed the Trust Score</w:t>
+      </w:r>
+    </w:p>
+    <w:p>
+      <w:pPr>
+        <w:spacing w:after="120"/>
+      </w:pPr>
+      <w:r>
+        <w:t xml:space="preserve">The calculated Trust Score weighs four inputs. Approving a similarity suggestion flips one of them from absent to present:</w:t>
+      </w:r>
+    </w:p>
+    <w:tbl>
+      <w:tblPr>
+        <w:tblW w:w="9360" w:type="dxa"/>
+        <w:tblBorders>
+          <w:top w:val="single" w:sz="4" w:space="0" w:color="C9DEE8"/>
+          <w:left w:val="single" w:sz="4" w:space="0" w:color="C9DEE8"/>
+          <w:bottom w:val="single" w:sz="4" w:space="0" w:color="C9DEE8"/>
+          <w:right w:val="single" w:sz="4" w:space="0" w:color="C9DEE8"/>
+          <w:insideH w:val="single" w:sz="4" w:space="0" w:color="C9DEE8"/>
+          <w:insideV w:val="single" w:sz="4" w:space="0" w:color="C9DEE8"/>
+        </w:tblBorders>
+      </w:tblPr>
+      <w:tblGrid>
+        <w:gridCol w:w="2900"/>
+        <w:gridCol w:w="6460"/>
+      </w:tblGrid>
+      <w:tr>
+        <w:tc>
+          <w:tcPr>
+            <w:tcW w:w="2900" w:type="dxa"/>
+            <w:shd w:val="clear" w:color="auto" w:fill="EEF6FA"/>
+            <w:tcBorders>
+              <w:left w:val="single" w:sz="12" w:space="0" w:color="065A82"/>
+            </w:tcBorders>
+            <w:tcMar>
+              <w:top w:w="120" w:type="dxa"/>
+              <w:left w:w="180" w:type="dxa"/>
+              <w:bottom w:w="120" w:type="dxa"/>
+              <w:right w:w="180" w:type="dxa"/>
+            </w:tcMar>
+          </w:tcPr>
+          <w:p>
+            <w:pPr>
+              <w:spacing w:after="0"/>
+            </w:pPr>
+            <w:r>
+              <w:rPr>
+                <w:b/>
+                <w:bCs/>
+              </w:rPr>
+              <w:t xml:space="preserve">Trust Score input</w:t>
+            </w:r>
+          </w:p>
+        </w:tc>
+        <w:tc>
+          <w:tcPr>
+            <w:tcW w:w="6460" w:type="dxa"/>
+            <w:shd w:val="clear" w:color="auto" w:fill="EEF6FA"/>
+            <w:tcMar>
+              <w:top w:w="120" w:type="dxa"/>
+              <w:left w:w="180" w:type="dxa"/>
+              <w:bottom w:w="120" w:type="dxa"/>
+              <w:right w:w="180" w:type="dxa"/>
+            </w:tcMar>
+          </w:tcPr>
+          <w:p>
+            <w:pPr>
+              <w:spacing w:after="0"/>
+            </w:pPr>
+            <w:r>
+              <w:rPr>
+                <w:b/>
+                <w:bCs/>
+              </w:rPr>
+              <w:t xml:space="preserve">What it measures</w:t>
+            </w:r>
+          </w:p>
+        </w:tc>
+      </w:tr>
+      <w:tr>
+        <w:tc>
+          <w:tcPr>
+            <w:tcW w:w="2900" w:type="dxa"/>
+            <w:tcMar>
+              <w:top w:w="120" w:type="dxa"/>
+              <w:left w:w="180" w:type="dxa"/>
+              <w:bottom w:w="120" w:type="dxa"/>
+              <w:right w:w="180" w:type="dxa"/>
+            </w:tcMar>
+          </w:tcPr>
+          <w:p>
+            <w:pPr>
+              <w:spacing w:after="0"/>
+            </w:pPr>
+            <w:r>
+              <w:t xml:space="preserve">Data Quality</w:t>
+            </w:r>
+          </w:p>
+        </w:tc>
+        <w:tc>
+          <w:tcPr>
+            <w:tcW w:w="6460" w:type="dxa"/>
+            <w:tcMar>
+              <w:top w:w="120" w:type="dxa"/>
+              <w:left w:w="180" w:type="dxa"/>
+              <w:bottom w:w="120" w:type="dxa"/>
+              <w:right w:w="180" w:type="dxa"/>
+            </w:tcMar>
+          </w:tcPr>
+          <w:p>
+            <w:pPr>
+              <w:spacing w:after="0"/>
+            </w:pPr>
+            <w:r>
+              <w:t xml:space="preserve">Completeness, accuracy, validity, uniqueness, consistency</w:t>
+            </w:r>
+          </w:p>
+        </w:tc>
+      </w:tr>
+      <w:tr>
+        <w:tc>
+          <w:tcPr>
+            <w:tcW w:w="2900" w:type="dxa"/>
+            <w:tcMar>
+              <w:top w:w="120" w:type="dxa"/>
+              <w:left w:w="180" w:type="dxa"/>
+              <w:bottom w:w="120" w:type="dxa"/>
+              <w:right w:w="180" w:type="dxa"/>
+            </w:tcMar>
+          </w:tcPr>
+          <w:p>
+            <w:pPr>
+              <w:spacing w:after="0"/>
+            </w:pPr>
+            <w:r>
+              <w:t xml:space="preserve">User Ratings</w:t>
+            </w:r>
+          </w:p>
+        </w:tc>
+        <w:tc>
+          <w:tcPr>
+            <w:tcW w:w="6460" w:type="dxa"/>
+            <w:tcMar>
+              <w:top w:w="120" w:type="dxa"/>
+              <w:left w:w="180" w:type="dxa"/>
+              <w:bottom w:w="120" w:type="dxa"/>
+              <w:right w:w="180" w:type="dxa"/>
+            </w:tcMar>
+          </w:tcPr>
+          <w:p>
+            <w:pPr>
+              <w:spacing w:after="0"/>
+            </w:pPr>
+            <w:r>
+              <w:t xml:space="preserve">1–5 star input from data consumers</w:t>
+            </w:r>
+          </w:p>
+        </w:tc>
+      </w:tr>
+      <w:tr>
+        <w:tc>
+          <w:tcPr>
+            <w:tcW w:w="2900" w:type="dxa"/>
+            <w:tcMar>
+              <w:top w:w="120" w:type="dxa"/>
+              <w:left w:w="180" w:type="dxa"/>
+              <w:bottom w:w="120" w:type="dxa"/>
+              <w:right w:w="180" w:type="dxa"/>
+            </w:tcMar>
+          </w:tcPr>
+          <w:p>
+            <w:pPr>
+              <w:spacing w:after="0"/>
+            </w:pPr>
+            <w:r>
+              <w:t xml:space="preserve">Data Lineage</w:t>
+            </w:r>
+          </w:p>
+        </w:tc>
+        <w:tc>
+          <w:tcPr>
+            <w:tcW w:w="6460" w:type="dxa"/>
+            <w:tcMar>
+              <w:top w:w="120" w:type="dxa"/>
+              <w:left w:w="180" w:type="dxa"/>
+              <w:bottom w:w="120" w:type="dxa"/>
+              <w:right w:w="180" w:type="dxa"/>
+            </w:tcMar>
+          </w:tcPr>
+          <w:p>
+            <w:pPr>
+              <w:spacing w:after="0"/>
+            </w:pPr>
+            <w:r>
+              <w:t xml:space="preserve">Whether lineage is verified</w:t>
+            </w:r>
+          </w:p>
+        </w:tc>
+      </w:tr>
+      <w:tr>
+        <w:tc>
+          <w:tcPr>
+            <w:tcW w:w="2900" w:type="dxa"/>
+            <w:tcMar>
+              <w:top w:w="120" w:type="dxa"/>
+              <w:left w:w="180" w:type="dxa"/>
+              <w:bottom w:w="120" w:type="dxa"/>
+              <w:right w:w="180" w:type="dxa"/>
+            </w:tcMar>
+          </w:tcPr>
+          <w:p>
+            <w:pPr>
+              <w:spacing w:after="0"/>
+            </w:pPr>
+            <w:r>
+              <w:t xml:space="preserve">Glossary Term</w:t>
+            </w:r>
+          </w:p>
+        </w:tc>
+        <w:tc>
+          <w:tcPr>
+            <w:tcW w:w="6460" w:type="dxa"/>
+            <w:tcMar>
+              <w:top w:w="120" w:type="dxa"/>
+              <w:left w:w="180" w:type="dxa"/>
+              <w:bottom w:w="120" w:type="dxa"/>
+              <w:right w:w="180" w:type="dxa"/>
+            </w:tcMar>
+          </w:tcPr>
+          <w:p>
+            <w:pPr>
+              <w:spacing w:after="0"/>
+            </w:pPr>
+            <w:r>
+              <w:t xml:space="preserve">Whether a term is assigned — set when you approve a suggestion</w:t>
+            </w:r>
+          </w:p>
+        </w:tc>
+      </w:tr>
+    </w:tbl>
+    <w:p>
+      <w:pPr>
+        <w:spacing w:after="120"/>
+      </w:pPr>
+    </w:p>
+    <w:p>
+      <w:pPr>
+        <w:spacing w:after="120"/>
+      </w:pPr>
+      <w:r>
+        <w:rPr>
+          <w:b/>
+          <w:bCs/>
+        </w:rPr>
+        <w:t xml:space="preserve">CSCU example.</w:t>
+      </w:r>
+      <w:r>
+        <w:t xml:space="preserve"> Approve a strong match for </w:t>
+      </w:r>
+      <w:r>
+        <w:rPr>
+          <w:rFonts w:ascii="Consolas" w:hAnsi="Consolas"/>
+          <w:color w:val="0A5560"/>
+          <w:sz w:val="20"/>
+          <w:szCs w:val="20"/>
+        </w:rPr>
+        <w:t xml:space="preserve">mbr_no</w:t>
+      </w:r>
+      <w:r>
+        <w:t xml:space="preserve"> and the </w:t>
+      </w:r>
+      <w:r>
+        <w:rPr>
+          <w:rFonts w:ascii="Consolas" w:hAnsi="Consolas"/>
+          <w:color w:val="0A5560"/>
+          <w:sz w:val="20"/>
+          <w:szCs w:val="20"/>
+        </w:rPr>
+        <w:t xml:space="preserve">members</w:t>
+      </w:r>
+      <w:r>
+        <w:t xml:space="preserve"> table earns the glossary-term credit on its next Trust Score calculation — the AI-assisted path to the same term-to-column link you created by hand in Workshop 3.</w:t>
+      </w:r>
+    </w:p>
+    <w:p>
+      <w:pPr>
+        <w:pStyle w:val="Heading2"/>
+      </w:pPr>
+      <w:r>
+        <w:t xml:space="preserve">Lab A — Suggesting a term for mbr_no</w:t>
+      </w:r>
+    </w:p>
+    <w:p>
+      <w:pPr>
+        <w:pStyle w:val="ListParagraph"/>
+        <w:numPr>
+          <w:ilvl w:val="0"/>
+          <w:numId w:val="102"/>
+        </w:numPr>
+        <w:spacing w:after="80" w:line="264" w:lineRule="auto"/>
+      </w:pPr>
+      <w:r>
+        <w:rPr>
+          <w:b/>
+          <w:bCs/>
+        </w:rPr>
+        <w:t xml:space="preserve">Run similarity.</w:t>
+      </w:r>
+      <w:r>
+        <w:t xml:space="preserve"> From Management → Metadata Similarity → Configure Similarity, select the </w:t>
+      </w:r>
+      <w:r>
+        <w:rPr>
+          <w:rFonts w:ascii="Consolas" w:hAnsi="Consolas"/>
+          <w:color w:val="0A5560"/>
+          <w:sz w:val="20"/>
+          <w:szCs w:val="20"/>
+        </w:rPr>
+        <w:t xml:space="preserve">cscu_core</w:t>
+      </w:r>
+      <w:r>
+        <w:t xml:space="preserve"> database and click Apply. Wait for the Workers page to show completion.</w:t>
+      </w:r>
+    </w:p>
+    <w:p>
+      <w:pPr>
+        <w:pStyle w:val="ListParagraph"/>
+        <w:numPr>
+          <w:ilvl w:val="0"/>
+          <w:numId w:val="102"/>
+        </w:numPr>
+        <w:spacing w:after="80" w:line="264" w:lineRule="auto"/>
+      </w:pPr>
+      <w:r>
+        <w:rPr>
+          <w:b/>
+          <w:bCs/>
+        </w:rPr>
+        <w:t xml:space="preserve">Open the column.</w:t>
+      </w:r>
+      <w:r>
+        <w:t xml:space="preserve"> In Data Canvas, navigate to CopperState_Core_Banking → members → </w:t>
+      </w:r>
+      <w:r>
+        <w:rPr>
+          <w:rFonts w:ascii="Consolas" w:hAnsi="Consolas"/>
+          <w:color w:val="0A5560"/>
+          <w:sz w:val="20"/>
+          <w:szCs w:val="20"/>
+        </w:rPr>
+        <w:t xml:space="preserve">mbr_no</w:t>
+      </w:r>
+      <w:r>
+        <w:t xml:space="preserve">, then open the Glossary tab and select the Suggested pane.</w:t>
+      </w:r>
+    </w:p>
+    <w:p>
+      <w:pPr>
+        <w:pStyle w:val="ListParagraph"/>
+        <w:numPr>
+          <w:ilvl w:val="0"/>
+          <w:numId w:val="102"/>
+        </w:numPr>
+        <w:spacing w:after="80" w:line="264" w:lineRule="auto"/>
+      </w:pPr>
+      <w:r>
+        <w:rPr>
+          <w:b/>
+          <w:bCs/>
+        </w:rPr>
+        <w:t xml:space="preserve">Tune the threshold.</w:t>
+      </w:r>
+      <w:r>
+        <w:t xml:space="preserve"> Start at 0.5. If you see nothing, lower it and Submit to widen the result set.</w:t>
+      </w:r>
+    </w:p>
+    <w:p>
+      <w:pPr>
+        <w:pStyle w:val="ListParagraph"/>
+        <w:numPr>
+          <w:ilvl w:val="0"/>
+          <w:numId w:val="102"/>
+        </w:numPr>
+        <w:spacing w:after="80" w:line="264" w:lineRule="auto"/>
+      </w:pPr>
+      <w:r>
+        <w:rPr>
+          <w:b/>
+          <w:bCs/>
+        </w:rPr>
+        <w:t xml:space="preserve">Approve.</w:t>
+      </w:r>
+      <w:r>
+        <w:t xml:space="preserve"> Select a high-scoring, correct match (the </w:t>
+      </w:r>
+      <w:r>
+        <w:rPr>
+          <w:b/>
+          <w:bCs/>
+        </w:rPr>
+        <w:t xml:space="preserve">Member Number</w:t>
+      </w:r>
+      <w:r>
+        <w:t xml:space="preserve"> term) and click Approve. Confirm the term now appears on the Elements pane.</w:t>
       </w:r>
     </w:p>
     <w:p>
@@ -305,63 +1622,27 @@
           <w:bCs/>
           <w:color w:val="8A6D1A"/>
         </w:rPr>
-        <w:t xml:space="preserve">📷  SCREENSHOT — inferred term suggestions</w:t>
-      </w:r>
-    </w:p>
-    <w:p>
-      <w:pPr>
-        <w:pStyle w:val="Heading1"/>
-      </w:pPr>
-      <w:r>
-        <w:t xml:space="preserve">3. The same idea in the Glossary Generator</w:t>
-      </w:r>
-    </w:p>
-    <w:p>
-      <w:pPr>
-        <w:spacing w:after="120"/>
-      </w:pPr>
-      <w:r>
-        <w:t xml:space="preserve">The app's </w:t>
-      </w:r>
+        <w:t xml:space="preserve">📷  SCREENSHOT — Suggested pane — Member Number approved on mbr_no</w:t>
+      </w:r>
+    </w:p>
+    <w:p>
+      <w:pPr>
+        <w:pStyle w:val="ListParagraph"/>
+        <w:numPr>
+          <w:ilvl w:val="0"/>
+          <w:numId w:val="102"/>
+        </w:numPr>
+        <w:spacing w:after="80" w:line="264" w:lineRule="auto"/>
+      </w:pPr>
       <w:r>
         <w:rPr>
           <w:b/>
           <w:bCs/>
         </w:rPr>
-        <w:t xml:space="preserve">Find similar</w:t>
-      </w:r>
-      <w:r>
-        <w:t xml:space="preserve"> (Dictionary page) is similarity for </w:t>
-      </w:r>
-      <w:r>
-        <w:rPr>
-          <w:i/>
-          <w:iCs/>
-        </w:rPr>
-        <w:t xml:space="preserve">vocabulary</w:t>
-      </w:r>
-      <w:r>
-        <w:t xml:space="preserve">: similarity-scored suggested merges catch near-duplicate terms (e.g. </w:t>
-      </w:r>
-      <w:r>
-        <w:rPr>
-          <w:i/>
-          <w:iCs/>
-        </w:rPr>
-        <w:t xml:space="preserve">Member Number</w:t>
-      </w:r>
-      <w:r>
-        <w:t xml:space="preserve"> vs </w:t>
-      </w:r>
-      <w:r>
-        <w:rPr>
-          <w:i/>
-          <w:iCs/>
-        </w:rPr>
-        <w:t xml:space="preserve">Mbr Number</w:t>
-      </w:r>
-      <w:r>
-        <w:t xml:space="preserve">) before they fragment the glossary. Same principle — measure likeness, propose, let the steward decide.</w:t>
+        <w:t xml:space="preserve">Confirm trust impact.</w:t>
+      </w:r>
+      <w:r>
+        <w:t xml:space="preserve"> Re-run the Trust Score calculation for the members table and note the glossary-term input is now satisfied.</w:t>
       </w:r>
     </w:p>
     <w:p>
@@ -369,7 +1650,2439 @@
         <w:pStyle w:val="Heading1"/>
       </w:pPr>
       <w:r>
-        <w:t xml:space="preserve">4. Cautions</w:t>
+        <w:t xml:space="preserve">Part B — Setting up ML inference</w:t>
+      </w:r>
+    </w:p>
+    <w:p>
+      <w:pPr>
+        <w:pStyle w:val="Heading2"/>
+      </w:pPr>
+      <w:r>
+        <w:t xml:space="preserve">The AI/ML architecture</w:t>
+      </w:r>
+    </w:p>
+    <w:p>
+      <w:pPr>
+        <w:spacing w:after="120"/>
+      </w:pPr>
+      <w:r>
+        <w:t xml:space="preserve">Similarity scoring and the PDC chatbot share one machine-learning layer. Three services do the heavy lifting:</w:t>
+      </w:r>
+    </w:p>
+    <w:tbl>
+      <w:tblPr>
+        <w:tblW w:w="9360" w:type="dxa"/>
+        <w:tblBorders>
+          <w:top w:val="single" w:sz="4" w:space="0" w:color="C9DEE8"/>
+          <w:left w:val="single" w:sz="4" w:space="0" w:color="C9DEE8"/>
+          <w:bottom w:val="single" w:sz="4" w:space="0" w:color="C9DEE8"/>
+          <w:right w:val="single" w:sz="4" w:space="0" w:color="C9DEE8"/>
+          <w:insideH w:val="single" w:sz="4" w:space="0" w:color="C9DEE8"/>
+          <w:insideV w:val="single" w:sz="4" w:space="0" w:color="C9DEE8"/>
+        </w:tblBorders>
+      </w:tblPr>
+      <w:tblGrid>
+        <w:gridCol w:w="2900"/>
+        <w:gridCol w:w="6460"/>
+      </w:tblGrid>
+      <w:tr>
+        <w:tc>
+          <w:tcPr>
+            <w:tcW w:w="2900" w:type="dxa"/>
+            <w:shd w:val="clear" w:color="auto" w:fill="EEF6FA"/>
+            <w:tcBorders>
+              <w:left w:val="single" w:sz="12" w:space="0" w:color="065A82"/>
+            </w:tcBorders>
+            <w:tcMar>
+              <w:top w:w="120" w:type="dxa"/>
+              <w:left w:w="180" w:type="dxa"/>
+              <w:bottom w:w="120" w:type="dxa"/>
+              <w:right w:w="180" w:type="dxa"/>
+            </w:tcMar>
+          </w:tcPr>
+          <w:p>
+            <w:pPr>
+              <w:spacing w:after="0"/>
+            </w:pPr>
+            <w:r>
+              <w:rPr>
+                <w:b/>
+                <w:bCs/>
+              </w:rPr>
+              <w:t xml:space="preserve">Service</w:t>
+            </w:r>
+          </w:p>
+        </w:tc>
+        <w:tc>
+          <w:tcPr>
+            <w:tcW w:w="6460" w:type="dxa"/>
+            <w:shd w:val="clear" w:color="auto" w:fill="EEF6FA"/>
+            <w:tcMar>
+              <w:top w:w="120" w:type="dxa"/>
+              <w:left w:w="180" w:type="dxa"/>
+              <w:bottom w:w="120" w:type="dxa"/>
+              <w:right w:w="180" w:type="dxa"/>
+            </w:tcMar>
+          </w:tcPr>
+          <w:p>
+            <w:pPr>
+              <w:spacing w:after="0"/>
+            </w:pPr>
+            <w:r>
+              <w:rPr>
+                <w:b/>
+                <w:bCs/>
+              </w:rPr>
+              <w:t xml:space="preserve">Role</w:t>
+            </w:r>
+          </w:p>
+        </w:tc>
+      </w:tr>
+      <w:tr>
+        <w:tc>
+          <w:tcPr>
+            <w:tcW w:w="2900" w:type="dxa"/>
+            <w:tcMar>
+              <w:top w:w="120" w:type="dxa"/>
+              <w:left w:w="180" w:type="dxa"/>
+              <w:bottom w:w="120" w:type="dxa"/>
+              <w:right w:w="180" w:type="dxa"/>
+            </w:tcMar>
+          </w:tcPr>
+          <w:p>
+            <w:pPr>
+              <w:spacing w:after="0"/>
+            </w:pPr>
+            <w:r>
+              <w:t xml:space="preserve">ml-gateway-service</w:t>
+            </w:r>
+          </w:p>
+        </w:tc>
+        <w:tc>
+          <w:tcPr>
+            <w:tcW w:w="6460" w:type="dxa"/>
+            <w:tcMar>
+              <w:top w:w="120" w:type="dxa"/>
+              <w:left w:w="180" w:type="dxa"/>
+              <w:bottom w:w="120" w:type="dxa"/>
+              <w:right w:w="180" w:type="dxa"/>
+            </w:tcMar>
+          </w:tcPr>
+          <w:p>
+            <w:pPr>
+              <w:spacing w:after="0"/>
+            </w:pPr>
+            <w:r>
+              <w:t xml:space="preserve">Routes ML requests to the configured inference backend</w:t>
+            </w:r>
+          </w:p>
+        </w:tc>
+      </w:tr>
+      <w:tr>
+        <w:tc>
+          <w:tcPr>
+            <w:tcW w:w="2900" w:type="dxa"/>
+            <w:tcMar>
+              <w:top w:w="120" w:type="dxa"/>
+              <w:left w:w="180" w:type="dxa"/>
+              <w:bottom w:w="120" w:type="dxa"/>
+              <w:right w:w="180" w:type="dxa"/>
+            </w:tcMar>
+          </w:tcPr>
+          <w:p>
+            <w:pPr>
+              <w:spacing w:after="0"/>
+            </w:pPr>
+            <w:r>
+              <w:t xml:space="preserve">psc-ml-models</w:t>
+            </w:r>
+          </w:p>
+        </w:tc>
+        <w:tc>
+          <w:tcPr>
+            <w:tcW w:w="6460" w:type="dxa"/>
+            <w:tcMar>
+              <w:top w:w="120" w:type="dxa"/>
+              <w:left w:w="180" w:type="dxa"/>
+              <w:bottom w:w="120" w:type="dxa"/>
+              <w:right w:w="180" w:type="dxa"/>
+            </w:tcMar>
+          </w:tcPr>
+          <w:p>
+            <w:pPr>
+              <w:spacing w:after="0"/>
+            </w:pPr>
+            <w:r>
+              <w:t xml:space="preserve">Manages ML model metadata and the similarity workload</w:t>
+            </w:r>
+          </w:p>
+        </w:tc>
+      </w:tr>
+      <w:tr>
+        <w:tc>
+          <w:tcPr>
+            <w:tcW w:w="2900" w:type="dxa"/>
+            <w:tcMar>
+              <w:top w:w="120" w:type="dxa"/>
+              <w:left w:w="180" w:type="dxa"/>
+              <w:bottom w:w="120" w:type="dxa"/>
+              <w:right w:w="180" w:type="dxa"/>
+            </w:tcMar>
+          </w:tcPr>
+          <w:p>
+            <w:pPr>
+              <w:spacing w:after="0"/>
+            </w:pPr>
+            <w:r>
+              <w:t xml:space="preserve">pdc-chatbot-backend</w:t>
+            </w:r>
+          </w:p>
+        </w:tc>
+        <w:tc>
+          <w:tcPr>
+            <w:tcW w:w="6460" w:type="dxa"/>
+            <w:tcMar>
+              <w:top w:w="120" w:type="dxa"/>
+              <w:left w:w="180" w:type="dxa"/>
+              <w:bottom w:w="120" w:type="dxa"/>
+              <w:right w:w="180" w:type="dxa"/>
+            </w:tcMar>
+          </w:tcPr>
+          <w:p>
+            <w:pPr>
+              <w:spacing w:after="0"/>
+            </w:pPr>
+            <w:r>
+              <w:t xml:space="preserve">Shares the same layer — configured once, benefits both features</w:t>
+            </w:r>
+          </w:p>
+        </w:tc>
+      </w:tr>
+    </w:tbl>
+    <w:p>
+      <w:pPr>
+        <w:spacing w:after="120"/>
+      </w:pPr>
+    </w:p>
+    <w:p>
+      <w:pPr>
+        <w:pStyle w:val="Heading2"/>
+      </w:pPr>
+      <w:r>
+        <w:t xml:space="preserve">Service profiles</w:t>
+      </w:r>
+    </w:p>
+    <w:p>
+      <w:pPr>
+        <w:spacing w:after="120"/>
+      </w:pPr>
+      <w:r>
+        <w:t xml:space="preserve">None of the ML services deploy unless their profiles are active. Confirm that </w:t>
+      </w:r>
+      <w:r>
+        <w:rPr>
+          <w:rFonts w:ascii="Consolas" w:hAnsi="Consolas"/>
+          <w:color w:val="0A5560"/>
+          <w:sz w:val="20"/>
+          <w:szCs w:val="20"/>
+        </w:rPr>
+        <w:t xml:space="preserve">COMPOSE_PROFILES</w:t>
+      </w:r>
+      <w:r>
+        <w:t xml:space="preserve"> includes both </w:t>
+      </w:r>
+      <w:r>
+        <w:rPr>
+          <w:rFonts w:ascii="Consolas" w:hAnsi="Consolas"/>
+          <w:color w:val="0A5560"/>
+          <w:sz w:val="20"/>
+          <w:szCs w:val="20"/>
+        </w:rPr>
+        <w:t xml:space="preserve">ml-models</w:t>
+      </w:r>
+      <w:r>
+        <w:t xml:space="preserve"> and </w:t>
+      </w:r>
+      <w:r>
+        <w:rPr>
+          <w:rFonts w:ascii="Consolas" w:hAnsi="Consolas"/>
+          <w:color w:val="0A5560"/>
+          <w:sz w:val="20"/>
+          <w:szCs w:val="20"/>
+        </w:rPr>
+        <w:t xml:space="preserve">ai-ml</w:t>
+      </w:r>
+      <w:r>
+        <w:t xml:space="preserve"> (alongside the other profiles your deployment uses). If these are absent, the similarity and inference services simply never start — a frequent root cause of an empty Suggested pane.</w:t>
+      </w:r>
+    </w:p>
+    <w:p>
+      <w:pPr>
+        <w:pStyle w:val="Heading2"/>
+      </w:pPr>
+      <w:r>
+        <w:t xml:space="preserve">The inference configuration</w:t>
+      </w:r>
+    </w:p>
+    <w:p>
+      <w:pPr>
+        <w:spacing w:after="120"/>
+      </w:pPr>
+      <w:r>
+        <w:t xml:space="preserve">Three environment variables connect PDC to your inference backend. All three are empty by default and must be populated when using external LLM services:</w:t>
+      </w:r>
+    </w:p>
+    <w:tbl>
+      <w:tblPr>
+        <w:tblW w:w="9360" w:type="dxa"/>
+        <w:tblBorders>
+          <w:top w:val="single" w:sz="4" w:space="0" w:color="C9DEE8"/>
+          <w:left w:val="single" w:sz="4" w:space="0" w:color="C9DEE8"/>
+          <w:bottom w:val="single" w:sz="4" w:space="0" w:color="C9DEE8"/>
+          <w:right w:val="single" w:sz="4" w:space="0" w:color="C9DEE8"/>
+          <w:insideH w:val="single" w:sz="4" w:space="0" w:color="C9DEE8"/>
+          <w:insideV w:val="single" w:sz="4" w:space="0" w:color="C9DEE8"/>
+        </w:tblBorders>
+      </w:tblPr>
+      <w:tblGrid>
+        <w:gridCol w:w="2500"/>
+        <w:gridCol w:w="3430"/>
+        <w:gridCol w:w="3430"/>
+      </w:tblGrid>
+      <w:tr>
+        <w:tc>
+          <w:tcPr>
+            <w:tcW w:w="2500" w:type="dxa"/>
+            <w:shd w:val="clear" w:color="auto" w:fill="EEF6FA"/>
+            <w:tcBorders>
+              <w:left w:val="single" w:sz="12" w:space="0" w:color="065A82"/>
+            </w:tcBorders>
+            <w:tcMar>
+              <w:top w:w="120" w:type="dxa"/>
+              <w:left w:w="180" w:type="dxa"/>
+              <w:bottom w:w="120" w:type="dxa"/>
+              <w:right w:w="180" w:type="dxa"/>
+            </w:tcMar>
+          </w:tcPr>
+          <w:p>
+            <w:pPr>
+              <w:spacing w:after="0"/>
+            </w:pPr>
+            <w:r>
+              <w:rPr>
+                <w:b/>
+                <w:bCs/>
+              </w:rPr>
+              <w:t xml:space="preserve">Variable</w:t>
+            </w:r>
+          </w:p>
+        </w:tc>
+        <w:tc>
+          <w:tcPr>
+            <w:tcW w:w="3430" w:type="dxa"/>
+            <w:shd w:val="clear" w:color="auto" w:fill="EEF6FA"/>
+            <w:tcMar>
+              <w:top w:w="120" w:type="dxa"/>
+              <w:left w:w="180" w:type="dxa"/>
+              <w:bottom w:w="120" w:type="dxa"/>
+              <w:right w:w="180" w:type="dxa"/>
+            </w:tcMar>
+          </w:tcPr>
+          <w:p>
+            <w:pPr>
+              <w:spacing w:after="0"/>
+            </w:pPr>
+            <w:r>
+              <w:rPr>
+                <w:b/>
+                <w:bCs/>
+              </w:rPr>
+              <w:t xml:space="preserve">Purpose</w:t>
+            </w:r>
+          </w:p>
+        </w:tc>
+        <w:tc>
+          <w:tcPr>
+            <w:tcW w:w="3430" w:type="dxa"/>
+            <w:shd w:val="clear" w:color="auto" w:fill="EEF6FA"/>
+            <w:tcMar>
+              <w:top w:w="120" w:type="dxa"/>
+              <w:left w:w="180" w:type="dxa"/>
+              <w:bottom w:w="120" w:type="dxa"/>
+              <w:right w:w="180" w:type="dxa"/>
+            </w:tcMar>
+          </w:tcPr>
+          <w:p>
+            <w:pPr>
+              <w:spacing w:after="0"/>
+            </w:pPr>
+            <w:r>
+              <w:rPr>
+                <w:b/>
+                <w:bCs/>
+              </w:rPr>
+              <w:t xml:space="preserve">Default</w:t>
+            </w:r>
+          </w:p>
+        </w:tc>
+      </w:tr>
+      <w:tr>
+        <w:tc>
+          <w:tcPr>
+            <w:tcW w:w="2500" w:type="dxa"/>
+            <w:tcMar>
+              <w:top w:w="120" w:type="dxa"/>
+              <w:left w:w="180" w:type="dxa"/>
+              <w:bottom w:w="120" w:type="dxa"/>
+              <w:right w:w="180" w:type="dxa"/>
+            </w:tcMar>
+          </w:tcPr>
+          <w:p>
+            <w:pPr>
+              <w:spacing w:after="0"/>
+            </w:pPr>
+            <w:r>
+              <w:t xml:space="preserve">ML_LLM_MODEL</w:t>
+            </w:r>
+          </w:p>
+        </w:tc>
+        <w:tc>
+          <w:tcPr>
+            <w:tcW w:w="3430" w:type="dxa"/>
+            <w:tcMar>
+              <w:top w:w="120" w:type="dxa"/>
+              <w:left w:w="180" w:type="dxa"/>
+              <w:bottom w:w="120" w:type="dxa"/>
+              <w:right w:w="180" w:type="dxa"/>
+            </w:tcMar>
+          </w:tcPr>
+          <w:p>
+            <w:pPr>
+              <w:spacing w:after="0"/>
+            </w:pPr>
+            <w:r>
+              <w:t xml:space="preserve">The model identifier your backend serves</w:t>
+            </w:r>
+          </w:p>
+        </w:tc>
+        <w:tc>
+          <w:tcPr>
+            <w:tcW w:w="3430" w:type="dxa"/>
+            <w:tcMar>
+              <w:top w:w="120" w:type="dxa"/>
+              <w:left w:w="180" w:type="dxa"/>
+              <w:bottom w:w="120" w:type="dxa"/>
+              <w:right w:w="180" w:type="dxa"/>
+            </w:tcMar>
+          </w:tcPr>
+          <w:p>
+            <w:pPr>
+              <w:spacing w:after="0"/>
+            </w:pPr>
+            <w:r>
+              <w:t xml:space="preserve">(empty)</w:t>
+            </w:r>
+          </w:p>
+        </w:tc>
+      </w:tr>
+      <w:tr>
+        <w:tc>
+          <w:tcPr>
+            <w:tcW w:w="2500" w:type="dxa"/>
+            <w:tcMar>
+              <w:top w:w="120" w:type="dxa"/>
+              <w:left w:w="180" w:type="dxa"/>
+              <w:bottom w:w="120" w:type="dxa"/>
+              <w:right w:w="180" w:type="dxa"/>
+            </w:tcMar>
+          </w:tcPr>
+          <w:p>
+            <w:pPr>
+              <w:spacing w:after="0"/>
+            </w:pPr>
+            <w:r>
+              <w:t xml:space="preserve">ML_LLM_API_KEY</w:t>
+            </w:r>
+          </w:p>
+        </w:tc>
+        <w:tc>
+          <w:tcPr>
+            <w:tcW w:w="3430" w:type="dxa"/>
+            <w:tcMar>
+              <w:top w:w="120" w:type="dxa"/>
+              <w:left w:w="180" w:type="dxa"/>
+              <w:bottom w:w="120" w:type="dxa"/>
+              <w:right w:w="180" w:type="dxa"/>
+            </w:tcMar>
+          </w:tcPr>
+          <w:p>
+            <w:pPr>
+              <w:spacing w:after="0"/>
+            </w:pPr>
+            <w:r>
+              <w:t xml:space="preserve">Credential for the inference service</w:t>
+            </w:r>
+          </w:p>
+        </w:tc>
+        <w:tc>
+          <w:tcPr>
+            <w:tcW w:w="3430" w:type="dxa"/>
+            <w:tcMar>
+              <w:top w:w="120" w:type="dxa"/>
+              <w:left w:w="180" w:type="dxa"/>
+              <w:bottom w:w="120" w:type="dxa"/>
+              <w:right w:w="180" w:type="dxa"/>
+            </w:tcMar>
+          </w:tcPr>
+          <w:p>
+            <w:pPr>
+              <w:spacing w:after="0"/>
+            </w:pPr>
+            <w:r>
+              <w:t xml:space="preserve">(empty)</w:t>
+            </w:r>
+          </w:p>
+        </w:tc>
+      </w:tr>
+      <w:tr>
+        <w:tc>
+          <w:tcPr>
+            <w:tcW w:w="2500" w:type="dxa"/>
+            <w:tcMar>
+              <w:top w:w="120" w:type="dxa"/>
+              <w:left w:w="180" w:type="dxa"/>
+              <w:bottom w:w="120" w:type="dxa"/>
+              <w:right w:w="180" w:type="dxa"/>
+            </w:tcMar>
+          </w:tcPr>
+          <w:p>
+            <w:pPr>
+              <w:spacing w:after="0"/>
+            </w:pPr>
+            <w:r>
+              <w:t xml:space="preserve">ML_LLM_INFERENCE_BASE_URL</w:t>
+            </w:r>
+          </w:p>
+        </w:tc>
+        <w:tc>
+          <w:tcPr>
+            <w:tcW w:w="3430" w:type="dxa"/>
+            <w:tcMar>
+              <w:top w:w="120" w:type="dxa"/>
+              <w:left w:w="180" w:type="dxa"/>
+              <w:bottom w:w="120" w:type="dxa"/>
+              <w:right w:w="180" w:type="dxa"/>
+            </w:tcMar>
+          </w:tcPr>
+          <w:p>
+            <w:pPr>
+              <w:spacing w:after="0"/>
+            </w:pPr>
+            <w:r>
+              <w:t xml:space="preserve">The endpoint PDC calls for inference</w:t>
+            </w:r>
+          </w:p>
+        </w:tc>
+        <w:tc>
+          <w:tcPr>
+            <w:tcW w:w="3430" w:type="dxa"/>
+            <w:tcMar>
+              <w:top w:w="120" w:type="dxa"/>
+              <w:left w:w="180" w:type="dxa"/>
+              <w:bottom w:w="120" w:type="dxa"/>
+              <w:right w:w="180" w:type="dxa"/>
+            </w:tcMar>
+          </w:tcPr>
+          <w:p>
+            <w:pPr>
+              <w:spacing w:after="0"/>
+            </w:pPr>
+            <w:r>
+              <w:t xml:space="preserve">(empty)</w:t>
+            </w:r>
+          </w:p>
+        </w:tc>
+      </w:tr>
+    </w:tbl>
+    <w:p>
+      <w:pPr>
+        <w:spacing w:after="120"/>
+      </w:pPr>
+    </w:p>
+    <w:p>
+      <w:pPr>
+        <w:pBdr>
+          <w:left w:val="single" w:sz="12" w:space="8" w:color="065A82"/>
+        </w:pBdr>
+        <w:shd w:val="clear" w:color="auto" w:fill="EEF6FA"/>
+        <w:ind w:left="240" w:right="240"/>
+        <w:spacing w:before="120" w:after="160"/>
+      </w:pPr>
+      <w:r>
+        <w:rPr>
+          <w:b/>
+          <w:bCs/>
+        </w:rPr>
+        <w:t xml:space="preserve">Backend-agnostic by design.</w:t>
+      </w:r>
+      <w:r>
+        <w:t xml:space="preserve"> Point these three values at whatever OpenAI-compatible endpoint you operate — a self-hosted model server or a hosted API. PDC does not care which provider you choose, only that the three values resolve to a reachable, authenticated endpoint. In the CSCU lab a natural choice is the Windows host's Ollama (</w:t>
+      </w:r>
+      <w:r>
+        <w:rPr>
+          <w:rFonts w:ascii="Consolas" w:hAnsi="Consolas"/>
+          <w:color w:val="0A5560"/>
+          <w:sz w:val="20"/>
+          <w:szCs w:val="20"/>
+        </w:rPr>
+        <w:t xml:space="preserve">http://192.168.1.200:11434/v1</w:t>
+      </w:r>
+      <w:r>
+        <w:t xml:space="preserve">, any non-empty API key, a pulled model such as </w:t>
+      </w:r>
+      <w:r>
+        <w:rPr>
+          <w:rFonts w:ascii="Consolas" w:hAnsi="Consolas"/>
+          <w:color w:val="0A5560"/>
+          <w:sz w:val="20"/>
+          <w:szCs w:val="20"/>
+        </w:rPr>
+        <w:t xml:space="preserve">qwen2.5:14b-instruct</w:t>
+      </w:r>
+      <w:r>
+        <w:t xml:space="preserve">) — the same GPUs that accelerate the Glossary Generator's enrichment.</w:t>
+      </w:r>
+    </w:p>
+    <w:p>
+      <w:pPr>
+        <w:pStyle w:val="Heading2"/>
+      </w:pPr>
+      <w:r>
+        <w:t xml:space="preserve">Supporting ML parameters</w:t>
+      </w:r>
+    </w:p>
+    <w:p>
+      <w:pPr>
+        <w:spacing w:after="120"/>
+      </w:pPr>
+      <w:r>
+        <w:t xml:space="preserve">These tune behavior once a backend is connected. The defaults are sensible to start; revisit them when you know your model and typical document sizes:</w:t>
+      </w:r>
+    </w:p>
+    <w:tbl>
+      <w:tblPr>
+        <w:tblW w:w="9360" w:type="dxa"/>
+        <w:tblBorders>
+          <w:top w:val="single" w:sz="4" w:space="0" w:color="C9DEE8"/>
+          <w:left w:val="single" w:sz="4" w:space="0" w:color="C9DEE8"/>
+          <w:bottom w:val="single" w:sz="4" w:space="0" w:color="C9DEE8"/>
+          <w:right w:val="single" w:sz="4" w:space="0" w:color="C9DEE8"/>
+          <w:insideH w:val="single" w:sz="4" w:space="0" w:color="C9DEE8"/>
+          <w:insideV w:val="single" w:sz="4" w:space="0" w:color="C9DEE8"/>
+        </w:tblBorders>
+      </w:tblPr>
+      <w:tblGrid>
+        <w:gridCol w:w="2500"/>
+        <w:gridCol w:w="3430"/>
+        <w:gridCol w:w="3430"/>
+      </w:tblGrid>
+      <w:tr>
+        <w:tc>
+          <w:tcPr>
+            <w:tcW w:w="2500" w:type="dxa"/>
+            <w:shd w:val="clear" w:color="auto" w:fill="EEF6FA"/>
+            <w:tcBorders>
+              <w:left w:val="single" w:sz="12" w:space="0" w:color="065A82"/>
+            </w:tcBorders>
+            <w:tcMar>
+              <w:top w:w="120" w:type="dxa"/>
+              <w:left w:w="180" w:type="dxa"/>
+              <w:bottom w:w="120" w:type="dxa"/>
+              <w:right w:w="180" w:type="dxa"/>
+            </w:tcMar>
+          </w:tcPr>
+          <w:p>
+            <w:pPr>
+              <w:spacing w:after="0"/>
+            </w:pPr>
+            <w:r>
+              <w:rPr>
+                <w:b/>
+                <w:bCs/>
+              </w:rPr>
+              <w:t xml:space="preserve">Variable</w:t>
+            </w:r>
+          </w:p>
+        </w:tc>
+        <w:tc>
+          <w:tcPr>
+            <w:tcW w:w="3430" w:type="dxa"/>
+            <w:shd w:val="clear" w:color="auto" w:fill="EEF6FA"/>
+            <w:tcMar>
+              <w:top w:w="120" w:type="dxa"/>
+              <w:left w:w="180" w:type="dxa"/>
+              <w:bottom w:w="120" w:type="dxa"/>
+              <w:right w:w="180" w:type="dxa"/>
+            </w:tcMar>
+          </w:tcPr>
+          <w:p>
+            <w:pPr>
+              <w:spacing w:after="0"/>
+            </w:pPr>
+            <w:r>
+              <w:rPr>
+                <w:b/>
+                <w:bCs/>
+              </w:rPr>
+              <w:t xml:space="preserve">Default</w:t>
+            </w:r>
+          </w:p>
+        </w:tc>
+        <w:tc>
+          <w:tcPr>
+            <w:tcW w:w="3430" w:type="dxa"/>
+            <w:shd w:val="clear" w:color="auto" w:fill="EEF6FA"/>
+            <w:tcMar>
+              <w:top w:w="120" w:type="dxa"/>
+              <w:left w:w="180" w:type="dxa"/>
+              <w:bottom w:w="120" w:type="dxa"/>
+              <w:right w:w="180" w:type="dxa"/>
+            </w:tcMar>
+          </w:tcPr>
+          <w:p>
+            <w:pPr>
+              <w:spacing w:after="0"/>
+            </w:pPr>
+            <w:r>
+              <w:rPr>
+                <w:b/>
+                <w:bCs/>
+              </w:rPr>
+              <w:t xml:space="preserve">Meaning</w:t>
+            </w:r>
+          </w:p>
+        </w:tc>
+      </w:tr>
+      <w:tr>
+        <w:tc>
+          <w:tcPr>
+            <w:tcW w:w="2500" w:type="dxa"/>
+            <w:tcMar>
+              <w:top w:w="120" w:type="dxa"/>
+              <w:left w:w="180" w:type="dxa"/>
+              <w:bottom w:w="120" w:type="dxa"/>
+              <w:right w:w="180" w:type="dxa"/>
+            </w:tcMar>
+          </w:tcPr>
+          <w:p>
+            <w:pPr>
+              <w:spacing w:after="0"/>
+            </w:pPr>
+            <w:r>
+              <w:t xml:space="preserve">ML_CUSTOM_TOKENS</w:t>
+            </w:r>
+          </w:p>
+        </w:tc>
+        <w:tc>
+          <w:tcPr>
+            <w:tcW w:w="3430" w:type="dxa"/>
+            <w:tcMar>
+              <w:top w:w="120" w:type="dxa"/>
+              <w:left w:w="180" w:type="dxa"/>
+              <w:bottom w:w="120" w:type="dxa"/>
+              <w:right w:w="180" w:type="dxa"/>
+            </w:tcMar>
+          </w:tcPr>
+          <w:p>
+            <w:pPr>
+              <w:spacing w:after="0"/>
+            </w:pPr>
+            <w:r>
+              <w:t xml:space="preserve">6000</w:t>
+            </w:r>
+          </w:p>
+        </w:tc>
+        <w:tc>
+          <w:tcPr>
+            <w:tcW w:w="3430" w:type="dxa"/>
+            <w:tcMar>
+              <w:top w:w="120" w:type="dxa"/>
+              <w:left w:w="180" w:type="dxa"/>
+              <w:bottom w:w="120" w:type="dxa"/>
+              <w:right w:w="180" w:type="dxa"/>
+            </w:tcMar>
+          </w:tcPr>
+          <w:p>
+            <w:pPr>
+              <w:spacing w:after="0"/>
+            </w:pPr>
+            <w:r>
+              <w:t xml:space="preserve">Token limit for an ML operation</w:t>
+            </w:r>
+          </w:p>
+        </w:tc>
+      </w:tr>
+      <w:tr>
+        <w:tc>
+          <w:tcPr>
+            <w:tcW w:w="2500" w:type="dxa"/>
+            <w:tcMar>
+              <w:top w:w="120" w:type="dxa"/>
+              <w:left w:w="180" w:type="dxa"/>
+              <w:bottom w:w="120" w:type="dxa"/>
+              <w:right w:w="180" w:type="dxa"/>
+            </w:tcMar>
+          </w:tcPr>
+          <w:p>
+            <w:pPr>
+              <w:spacing w:after="0"/>
+            </w:pPr>
+            <w:r>
+              <w:t xml:space="preserve">ML_TOKEN_WINDOW_SIZE</w:t>
+            </w:r>
+          </w:p>
+        </w:tc>
+        <w:tc>
+          <w:tcPr>
+            <w:tcW w:w="3430" w:type="dxa"/>
+            <w:tcMar>
+              <w:top w:w="120" w:type="dxa"/>
+              <w:left w:w="180" w:type="dxa"/>
+              <w:bottom w:w="120" w:type="dxa"/>
+              <w:right w:w="180" w:type="dxa"/>
+            </w:tcMar>
+          </w:tcPr>
+          <w:p>
+            <w:pPr>
+              <w:spacing w:after="0"/>
+            </w:pPr>
+            <w:r>
+              <w:t xml:space="preserve">8000</w:t>
+            </w:r>
+          </w:p>
+        </w:tc>
+        <w:tc>
+          <w:tcPr>
+            <w:tcW w:w="3430" w:type="dxa"/>
+            <w:tcMar>
+              <w:top w:w="120" w:type="dxa"/>
+              <w:left w:w="180" w:type="dxa"/>
+              <w:bottom w:w="120" w:type="dxa"/>
+              <w:right w:w="180" w:type="dxa"/>
+            </w:tcMar>
+          </w:tcPr>
+          <w:p>
+            <w:pPr>
+              <w:spacing w:after="0"/>
+            </w:pPr>
+            <w:r>
+              <w:t xml:space="preserve">Context window size for the model</w:t>
+            </w:r>
+          </w:p>
+        </w:tc>
+      </w:tr>
+      <w:tr>
+        <w:tc>
+          <w:tcPr>
+            <w:tcW w:w="2500" w:type="dxa"/>
+            <w:tcMar>
+              <w:top w:w="120" w:type="dxa"/>
+              <w:left w:w="180" w:type="dxa"/>
+              <w:bottom w:w="120" w:type="dxa"/>
+              <w:right w:w="180" w:type="dxa"/>
+            </w:tcMar>
+          </w:tcPr>
+          <w:p>
+            <w:pPr>
+              <w:spacing w:after="0"/>
+            </w:pPr>
+            <w:r>
+              <w:t xml:space="preserve">PDC_WS_DEFAULT_MAX_FILE_SIZE_FOR_ML</w:t>
+            </w:r>
+          </w:p>
+        </w:tc>
+        <w:tc>
+          <w:tcPr>
+            <w:tcW w:w="3430" w:type="dxa"/>
+            <w:tcMar>
+              <w:top w:w="120" w:type="dxa"/>
+              <w:left w:w="180" w:type="dxa"/>
+              <w:bottom w:w="120" w:type="dxa"/>
+              <w:right w:w="180" w:type="dxa"/>
+            </w:tcMar>
+          </w:tcPr>
+          <w:p>
+            <w:pPr>
+              <w:spacing w:after="0"/>
+            </w:pPr>
+            <w:r>
+              <w:t xml:space="preserve">10 MB</w:t>
+            </w:r>
+          </w:p>
+        </w:tc>
+        <w:tc>
+          <w:tcPr>
+            <w:tcW w:w="3430" w:type="dxa"/>
+            <w:tcMar>
+              <w:top w:w="120" w:type="dxa"/>
+              <w:left w:w="180" w:type="dxa"/>
+              <w:bottom w:w="120" w:type="dxa"/>
+              <w:right w:w="180" w:type="dxa"/>
+            </w:tcMar>
+          </w:tcPr>
+          <w:p>
+            <w:pPr>
+              <w:spacing w:after="0"/>
+            </w:pPr>
+            <w:r>
+              <w:t xml:space="preserve">Largest file sent for ML processing</w:t>
+            </w:r>
+          </w:p>
+        </w:tc>
+      </w:tr>
+      <w:tr>
+        <w:tc>
+          <w:tcPr>
+            <w:tcW w:w="2500" w:type="dxa"/>
+            <w:tcMar>
+              <w:top w:w="120" w:type="dxa"/>
+              <w:left w:w="180" w:type="dxa"/>
+              <w:bottom w:w="120" w:type="dxa"/>
+              <w:right w:w="180" w:type="dxa"/>
+            </w:tcMar>
+          </w:tcPr>
+          <w:p>
+            <w:pPr>
+              <w:spacing w:after="0"/>
+            </w:pPr>
+            <w:r>
+              <w:t xml:space="preserve">ML_BENTO_TIME_OUT</w:t>
+            </w:r>
+          </w:p>
+        </w:tc>
+        <w:tc>
+          <w:tcPr>
+            <w:tcW w:w="3430" w:type="dxa"/>
+            <w:tcMar>
+              <w:top w:w="120" w:type="dxa"/>
+              <w:left w:w="180" w:type="dxa"/>
+              <w:bottom w:w="120" w:type="dxa"/>
+              <w:right w:w="180" w:type="dxa"/>
+            </w:tcMar>
+          </w:tcPr>
+          <w:p>
+            <w:pPr>
+              <w:spacing w:after="0"/>
+            </w:pPr>
+            <w:r>
+              <w:t xml:space="preserve">6000</w:t>
+            </w:r>
+          </w:p>
+        </w:tc>
+        <w:tc>
+          <w:tcPr>
+            <w:tcW w:w="3430" w:type="dxa"/>
+            <w:tcMar>
+              <w:top w:w="120" w:type="dxa"/>
+              <w:left w:w="180" w:type="dxa"/>
+              <w:bottom w:w="120" w:type="dxa"/>
+              <w:right w:w="180" w:type="dxa"/>
+            </w:tcMar>
+          </w:tcPr>
+          <w:p>
+            <w:pPr>
+              <w:spacing w:after="0"/>
+            </w:pPr>
+            <w:r>
+              <w:t xml:space="preserve">Serving timeout before a run gives up</w:t>
+            </w:r>
+          </w:p>
+        </w:tc>
+      </w:tr>
+    </w:tbl>
+    <w:p>
+      <w:pPr>
+        <w:spacing w:after="120"/>
+      </w:pPr>
+    </w:p>
+    <w:p>
+      <w:pPr>
+        <w:pStyle w:val="Heading2"/>
+      </w:pPr>
+      <w:r>
+        <w:t xml:space="preserve">Where configuration lives</w:t>
+      </w:r>
+    </w:p>
+    <w:p>
+      <w:pPr>
+        <w:spacing w:after="120"/>
+      </w:pPr>
+      <w:r>
+        <w:t xml:space="preserve">Defaults ship in </w:t>
+      </w:r>
+      <w:r>
+        <w:rPr>
+          <w:rFonts w:ascii="Consolas" w:hAnsi="Consolas"/>
+          <w:color w:val="0A5560"/>
+          <w:sz w:val="20"/>
+          <w:szCs w:val="20"/>
+        </w:rPr>
+        <w:t xml:space="preserve">.env.default</w:t>
+      </w:r>
+      <w:r>
+        <w:t xml:space="preserve">. Override sensitive or environment-specific values in your client configuration layer (the </w:t>
+      </w:r>
+      <w:r>
+        <w:rPr>
+          <w:rFonts w:ascii="Consolas" w:hAnsi="Consolas"/>
+          <w:color w:val="0A5560"/>
+          <w:sz w:val="20"/>
+          <w:szCs w:val="20"/>
+        </w:rPr>
+        <w:t xml:space="preserve">conf/.env</w:t>
+      </w:r>
+      <w:r>
+        <w:t xml:space="preserve"> file referenced by </w:t>
+      </w:r>
+      <w:r>
+        <w:rPr>
+          <w:rFonts w:ascii="Consolas" w:hAnsi="Consolas"/>
+          <w:color w:val="0A5560"/>
+          <w:sz w:val="20"/>
+          <w:szCs w:val="20"/>
+        </w:rPr>
+        <w:t xml:space="preserve">PDC_CLIENT_PATH</w:t>
+      </w:r>
+      <w:r>
+        <w:t xml:space="preserve">). Keep secrets such as </w:t>
+      </w:r>
+      <w:r>
+        <w:rPr>
+          <w:rFonts w:ascii="Consolas" w:hAnsi="Consolas"/>
+          <w:color w:val="0A5560"/>
+          <w:sz w:val="20"/>
+          <w:szCs w:val="20"/>
+        </w:rPr>
+        <w:t xml:space="preserve">ML_LLM_API_KEY</w:t>
+      </w:r>
+      <w:r>
+        <w:t xml:space="preserve"> out of the defaults and managed through your environment's secret-handling practice.</w:t>
+      </w:r>
+    </w:p>
+    <w:p>
+      <w:pPr>
+        <w:pStyle w:val="Heading2"/>
+      </w:pPr>
+      <w:r>
+        <w:t xml:space="preserve">Verifying the setup</w:t>
+      </w:r>
+    </w:p>
+    <w:p>
+      <w:pPr>
+        <w:pStyle w:val="ListParagraph"/>
+        <w:numPr>
+          <w:ilvl w:val="0"/>
+          <w:numId w:val="103"/>
+        </w:numPr>
+        <w:spacing w:after="80" w:line="264" w:lineRule="auto"/>
+      </w:pPr>
+      <w:r>
+        <w:rPr>
+          <w:b/>
+          <w:bCs/>
+        </w:rPr>
+        <w:t xml:space="preserve">Profiles.</w:t>
+      </w:r>
+      <w:r>
+        <w:t xml:space="preserve"> Confirm </w:t>
+      </w:r>
+      <w:r>
+        <w:rPr>
+          <w:rFonts w:ascii="Consolas" w:hAnsi="Consolas"/>
+          <w:color w:val="0A5560"/>
+          <w:sz w:val="20"/>
+          <w:szCs w:val="20"/>
+        </w:rPr>
+        <w:t xml:space="preserve">ml-models</w:t>
+      </w:r>
+      <w:r>
+        <w:t xml:space="preserve"> and </w:t>
+      </w:r>
+      <w:r>
+        <w:rPr>
+          <w:rFonts w:ascii="Consolas" w:hAnsi="Consolas"/>
+          <w:color w:val="0A5560"/>
+          <w:sz w:val="20"/>
+          <w:szCs w:val="20"/>
+        </w:rPr>
+        <w:t xml:space="preserve">ai-ml</w:t>
+      </w:r>
+      <w:r>
+        <w:t xml:space="preserve"> are active and the ML services are running.</w:t>
+      </w:r>
+    </w:p>
+    <w:p>
+      <w:pPr>
+        <w:pStyle w:val="ListParagraph"/>
+        <w:numPr>
+          <w:ilvl w:val="0"/>
+          <w:numId w:val="103"/>
+        </w:numPr>
+        <w:spacing w:after="80" w:line="264" w:lineRule="auto"/>
+      </w:pPr>
+      <w:r>
+        <w:rPr>
+          <w:b/>
+          <w:bCs/>
+        </w:rPr>
+        <w:t xml:space="preserve">Inference values.</w:t>
+      </w:r>
+      <w:r>
+        <w:t xml:space="preserve"> Confirm all three </w:t>
+      </w:r>
+      <w:r>
+        <w:rPr>
+          <w:rFonts w:ascii="Consolas" w:hAnsi="Consolas"/>
+          <w:color w:val="0A5560"/>
+          <w:sz w:val="20"/>
+          <w:szCs w:val="20"/>
+        </w:rPr>
+        <w:t xml:space="preserve">ML_LLM_*</w:t>
+      </w:r>
+      <w:r>
+        <w:t xml:space="preserve"> variables are populated.</w:t>
+      </w:r>
+    </w:p>
+    <w:p>
+      <w:pPr>
+        <w:pStyle w:val="ListParagraph"/>
+        <w:numPr>
+          <w:ilvl w:val="0"/>
+          <w:numId w:val="103"/>
+        </w:numPr>
+        <w:spacing w:after="80" w:line="264" w:lineRule="auto"/>
+      </w:pPr>
+      <w:r>
+        <w:rPr>
+          <w:b/>
+          <w:bCs/>
+        </w:rPr>
+        <w:t xml:space="preserve">Reachability.</w:t>
+      </w:r>
+      <w:r>
+        <w:t xml:space="preserve"> From the PDC host, confirm the inference base URL is reachable and authenticates.</w:t>
+      </w:r>
+    </w:p>
+    <w:p>
+      <w:pPr>
+        <w:pStyle w:val="ListParagraph"/>
+        <w:numPr>
+          <w:ilvl w:val="0"/>
+          <w:numId w:val="103"/>
+        </w:numPr>
+        <w:spacing w:after="80" w:line="264" w:lineRule="auto"/>
+      </w:pPr>
+      <w:r>
+        <w:rPr>
+          <w:b/>
+          <w:bCs/>
+        </w:rPr>
+        <w:t xml:space="preserve">End-to-end.</w:t>
+      </w:r>
+      <w:r>
+        <w:t xml:space="preserve"> Run similarity, watch the Workers page, then confirm the Suggested pane populates for a known column.</w:t>
+      </w:r>
+    </w:p>
+    <w:p>
+      <w:pPr>
+        <w:pStyle w:val="Heading2"/>
+      </w:pPr>
+      <w:r>
+        <w:t xml:space="preserve">Troubleshooting the empty Suggested pane</w:t>
+      </w:r>
+    </w:p>
+    <w:p>
+      <w:pPr>
+        <w:spacing w:after="120"/>
+      </w:pPr>
+      <w:r>
+        <w:t xml:space="preserve">Walk the chain from top to bottom. The first check that fails is almost always the cause:</w:t>
+      </w:r>
+    </w:p>
+    <w:tbl>
+      <w:tblPr>
+        <w:tblW w:w="9360" w:type="dxa"/>
+        <w:tblBorders>
+          <w:top w:val="single" w:sz="4" w:space="0" w:color="C9DEE8"/>
+          <w:left w:val="single" w:sz="4" w:space="0" w:color="C9DEE8"/>
+          <w:bottom w:val="single" w:sz="4" w:space="0" w:color="C9DEE8"/>
+          <w:right w:val="single" w:sz="4" w:space="0" w:color="C9DEE8"/>
+          <w:insideH w:val="single" w:sz="4" w:space="0" w:color="C9DEE8"/>
+          <w:insideV w:val="single" w:sz="4" w:space="0" w:color="C9DEE8"/>
+        </w:tblBorders>
+      </w:tblPr>
+      <w:tblGrid>
+        <w:gridCol w:w="2500"/>
+        <w:gridCol w:w="3430"/>
+        <w:gridCol w:w="3430"/>
+      </w:tblGrid>
+      <w:tr>
+        <w:tc>
+          <w:tcPr>
+            <w:tcW w:w="2500" w:type="dxa"/>
+            <w:shd w:val="clear" w:color="auto" w:fill="EEF6FA"/>
+            <w:tcBorders>
+              <w:left w:val="single" w:sz="12" w:space="0" w:color="065A82"/>
+            </w:tcBorders>
+            <w:tcMar>
+              <w:top w:w="120" w:type="dxa"/>
+              <w:left w:w="180" w:type="dxa"/>
+              <w:bottom w:w="120" w:type="dxa"/>
+              <w:right w:w="180" w:type="dxa"/>
+            </w:tcMar>
+          </w:tcPr>
+          <w:p>
+            <w:pPr>
+              <w:spacing w:after="0"/>
+            </w:pPr>
+            <w:r>
+              <w:rPr>
+                <w:b/>
+                <w:bCs/>
+              </w:rPr>
+              <w:t xml:space="preserve">#</w:t>
+            </w:r>
+          </w:p>
+        </w:tc>
+        <w:tc>
+          <w:tcPr>
+            <w:tcW w:w="3430" w:type="dxa"/>
+            <w:shd w:val="clear" w:color="auto" w:fill="EEF6FA"/>
+            <w:tcMar>
+              <w:top w:w="120" w:type="dxa"/>
+              <w:left w:w="180" w:type="dxa"/>
+              <w:bottom w:w="120" w:type="dxa"/>
+              <w:right w:w="180" w:type="dxa"/>
+            </w:tcMar>
+          </w:tcPr>
+          <w:p>
+            <w:pPr>
+              <w:spacing w:after="0"/>
+            </w:pPr>
+            <w:r>
+              <w:rPr>
+                <w:b/>
+                <w:bCs/>
+              </w:rPr>
+              <w:t xml:space="preserve">Check</w:t>
+            </w:r>
+          </w:p>
+        </w:tc>
+        <w:tc>
+          <w:tcPr>
+            <w:tcW w:w="3430" w:type="dxa"/>
+            <w:shd w:val="clear" w:color="auto" w:fill="EEF6FA"/>
+            <w:tcMar>
+              <w:top w:w="120" w:type="dxa"/>
+              <w:left w:w="180" w:type="dxa"/>
+              <w:bottom w:w="120" w:type="dxa"/>
+              <w:right w:w="180" w:type="dxa"/>
+            </w:tcMar>
+          </w:tcPr>
+          <w:p>
+            <w:pPr>
+              <w:spacing w:after="0"/>
+            </w:pPr>
+            <w:r>
+              <w:rPr>
+                <w:b/>
+                <w:bCs/>
+              </w:rPr>
+              <w:t xml:space="preserve">If it fails</w:t>
+            </w:r>
+          </w:p>
+        </w:tc>
+      </w:tr>
+      <w:tr>
+        <w:tc>
+          <w:tcPr>
+            <w:tcW w:w="2500" w:type="dxa"/>
+            <w:tcMar>
+              <w:top w:w="120" w:type="dxa"/>
+              <w:left w:w="180" w:type="dxa"/>
+              <w:bottom w:w="120" w:type="dxa"/>
+              <w:right w:w="180" w:type="dxa"/>
+            </w:tcMar>
+          </w:tcPr>
+          <w:p>
+            <w:pPr>
+              <w:spacing w:after="0"/>
+            </w:pPr>
+            <w:r>
+              <w:t xml:space="preserve">1</w:t>
+            </w:r>
+          </w:p>
+        </w:tc>
+        <w:tc>
+          <w:tcPr>
+            <w:tcW w:w="3430" w:type="dxa"/>
+            <w:tcMar>
+              <w:top w:w="120" w:type="dxa"/>
+              <w:left w:w="180" w:type="dxa"/>
+              <w:bottom w:w="120" w:type="dxa"/>
+              <w:right w:w="180" w:type="dxa"/>
+            </w:tcMar>
+          </w:tcPr>
+          <w:p>
+            <w:pPr>
+              <w:spacing w:after="0"/>
+            </w:pPr>
+            <w:r>
+              <w:t xml:space="preserve">ml-models and ai-ml profiles active?</w:t>
+            </w:r>
+          </w:p>
+        </w:tc>
+        <w:tc>
+          <w:tcPr>
+            <w:tcW w:w="3430" w:type="dxa"/>
+            <w:tcMar>
+              <w:top w:w="120" w:type="dxa"/>
+              <w:left w:w="180" w:type="dxa"/>
+              <w:bottom w:w="120" w:type="dxa"/>
+              <w:right w:w="180" w:type="dxa"/>
+            </w:tcMar>
+          </w:tcPr>
+          <w:p>
+            <w:pPr>
+              <w:spacing w:after="0"/>
+            </w:pPr>
+            <w:r>
+              <w:t xml:space="preserve">Enable the profiles and redeploy the stack</w:t>
+            </w:r>
+          </w:p>
+        </w:tc>
+      </w:tr>
+      <w:tr>
+        <w:tc>
+          <w:tcPr>
+            <w:tcW w:w="2500" w:type="dxa"/>
+            <w:tcMar>
+              <w:top w:w="120" w:type="dxa"/>
+              <w:left w:w="180" w:type="dxa"/>
+              <w:bottom w:w="120" w:type="dxa"/>
+              <w:right w:w="180" w:type="dxa"/>
+            </w:tcMar>
+          </w:tcPr>
+          <w:p>
+            <w:pPr>
+              <w:spacing w:after="0"/>
+            </w:pPr>
+            <w:r>
+              <w:t xml:space="preserve">2</w:t>
+            </w:r>
+          </w:p>
+        </w:tc>
+        <w:tc>
+          <w:tcPr>
+            <w:tcW w:w="3430" w:type="dxa"/>
+            <w:tcMar>
+              <w:top w:w="120" w:type="dxa"/>
+              <w:left w:w="180" w:type="dxa"/>
+              <w:bottom w:w="120" w:type="dxa"/>
+              <w:right w:w="180" w:type="dxa"/>
+            </w:tcMar>
+          </w:tcPr>
+          <w:p>
+            <w:pPr>
+              <w:spacing w:after="0"/>
+            </w:pPr>
+            <w:r>
+              <w:t xml:space="preserve">All three ML_LLM_* values populated?</w:t>
+            </w:r>
+          </w:p>
+        </w:tc>
+        <w:tc>
+          <w:tcPr>
+            <w:tcW w:w="3430" w:type="dxa"/>
+            <w:tcMar>
+              <w:top w:w="120" w:type="dxa"/>
+              <w:left w:w="180" w:type="dxa"/>
+              <w:bottom w:w="120" w:type="dxa"/>
+              <w:right w:w="180" w:type="dxa"/>
+            </w:tcMar>
+          </w:tcPr>
+          <w:p>
+            <w:pPr>
+              <w:spacing w:after="0"/>
+            </w:pPr>
+            <w:r>
+              <w:t xml:space="preserve">Set the model, key, and base URL</w:t>
+            </w:r>
+          </w:p>
+        </w:tc>
+      </w:tr>
+      <w:tr>
+        <w:tc>
+          <w:tcPr>
+            <w:tcW w:w="2500" w:type="dxa"/>
+            <w:tcMar>
+              <w:top w:w="120" w:type="dxa"/>
+              <w:left w:w="180" w:type="dxa"/>
+              <w:bottom w:w="120" w:type="dxa"/>
+              <w:right w:w="180" w:type="dxa"/>
+            </w:tcMar>
+          </w:tcPr>
+          <w:p>
+            <w:pPr>
+              <w:spacing w:after="0"/>
+            </w:pPr>
+            <w:r>
+              <w:t xml:space="preserve">3</w:t>
+            </w:r>
+          </w:p>
+        </w:tc>
+        <w:tc>
+          <w:tcPr>
+            <w:tcW w:w="3430" w:type="dxa"/>
+            <w:tcMar>
+              <w:top w:w="120" w:type="dxa"/>
+              <w:left w:w="180" w:type="dxa"/>
+              <w:bottom w:w="120" w:type="dxa"/>
+              <w:right w:w="180" w:type="dxa"/>
+            </w:tcMar>
+          </w:tcPr>
+          <w:p>
+            <w:pPr>
+              <w:spacing w:after="0"/>
+            </w:pPr>
+            <w:r>
+              <w:t xml:space="preserve">Inference endpoint reachable from PDC?</w:t>
+            </w:r>
+          </w:p>
+        </w:tc>
+        <w:tc>
+          <w:tcPr>
+            <w:tcW w:w="3430" w:type="dxa"/>
+            <w:tcMar>
+              <w:top w:w="120" w:type="dxa"/>
+              <w:left w:w="180" w:type="dxa"/>
+              <w:bottom w:w="120" w:type="dxa"/>
+              <w:right w:w="180" w:type="dxa"/>
+            </w:tcMar>
+          </w:tcPr>
+          <w:p>
+            <w:pPr>
+              <w:spacing w:after="0"/>
+            </w:pPr>
+            <w:r>
+              <w:t xml:space="preserve">Fix networking, DNS, or credentials</w:t>
+            </w:r>
+          </w:p>
+        </w:tc>
+      </w:tr>
+      <w:tr>
+        <w:tc>
+          <w:tcPr>
+            <w:tcW w:w="2500" w:type="dxa"/>
+            <w:tcMar>
+              <w:top w:w="120" w:type="dxa"/>
+              <w:left w:w="180" w:type="dxa"/>
+              <w:bottom w:w="120" w:type="dxa"/>
+              <w:right w:w="180" w:type="dxa"/>
+            </w:tcMar>
+          </w:tcPr>
+          <w:p>
+            <w:pPr>
+              <w:spacing w:after="0"/>
+            </w:pPr>
+            <w:r>
+              <w:t xml:space="preserve">4</w:t>
+            </w:r>
+          </w:p>
+        </w:tc>
+        <w:tc>
+          <w:tcPr>
+            <w:tcW w:w="3430" w:type="dxa"/>
+            <w:tcMar>
+              <w:top w:w="120" w:type="dxa"/>
+              <w:left w:w="180" w:type="dxa"/>
+              <w:bottom w:w="120" w:type="dxa"/>
+              <w:right w:w="180" w:type="dxa"/>
+            </w:tcMar>
+          </w:tcPr>
+          <w:p>
+            <w:pPr>
+              <w:spacing w:after="0"/>
+            </w:pPr>
+            <w:r>
+              <w:t xml:space="preserve">Similarity job completed on Workers page?</w:t>
+            </w:r>
+          </w:p>
+        </w:tc>
+        <w:tc>
+          <w:tcPr>
+            <w:tcW w:w="3430" w:type="dxa"/>
+            <w:tcMar>
+              <w:top w:w="120" w:type="dxa"/>
+              <w:left w:w="180" w:type="dxa"/>
+              <w:bottom w:w="120" w:type="dxa"/>
+              <w:right w:w="180" w:type="dxa"/>
+            </w:tcMar>
+          </w:tcPr>
+          <w:p>
+            <w:pPr>
+              <w:spacing w:after="0"/>
+            </w:pPr>
+            <w:r>
+              <w:t xml:space="preserve">Run it from Management → Configure Similarity</w:t>
+            </w:r>
+          </w:p>
+        </w:tc>
+      </w:tr>
+      <w:tr>
+        <w:tc>
+          <w:tcPr>
+            <w:tcW w:w="2500" w:type="dxa"/>
+            <w:tcMar>
+              <w:top w:w="120" w:type="dxa"/>
+              <w:left w:w="180" w:type="dxa"/>
+              <w:bottom w:w="120" w:type="dxa"/>
+              <w:right w:w="180" w:type="dxa"/>
+            </w:tcMar>
+          </w:tcPr>
+          <w:p>
+            <w:pPr>
+              <w:spacing w:after="0"/>
+            </w:pPr>
+            <w:r>
+              <w:t xml:space="preserve">5</w:t>
+            </w:r>
+          </w:p>
+        </w:tc>
+        <w:tc>
+          <w:tcPr>
+            <w:tcW w:w="3430" w:type="dxa"/>
+            <w:tcMar>
+              <w:top w:w="120" w:type="dxa"/>
+              <w:left w:w="180" w:type="dxa"/>
+              <w:bottom w:w="120" w:type="dxa"/>
+              <w:right w:w="180" w:type="dxa"/>
+            </w:tcMar>
+          </w:tcPr>
+          <w:p>
+            <w:pPr>
+              <w:spacing w:after="0"/>
+            </w:pPr>
+            <w:r>
+              <w:t xml:space="preserve">Threshold not set too high?</w:t>
+            </w:r>
+          </w:p>
+        </w:tc>
+        <w:tc>
+          <w:tcPr>
+            <w:tcW w:w="3430" w:type="dxa"/>
+            <w:tcMar>
+              <w:top w:w="120" w:type="dxa"/>
+              <w:left w:w="180" w:type="dxa"/>
+              <w:bottom w:w="120" w:type="dxa"/>
+              <w:right w:w="180" w:type="dxa"/>
+            </w:tcMar>
+          </w:tcPr>
+          <w:p>
+            <w:pPr>
+              <w:spacing w:after="0"/>
+            </w:pPr>
+            <w:r>
+              <w:t xml:space="preserve">Lower the score and click Submit</w:t>
+            </w:r>
+          </w:p>
+        </w:tc>
+      </w:tr>
+      <w:tr>
+        <w:tc>
+          <w:tcPr>
+            <w:tcW w:w="2500" w:type="dxa"/>
+            <w:tcMar>
+              <w:top w:w="120" w:type="dxa"/>
+              <w:left w:w="180" w:type="dxa"/>
+              <w:bottom w:w="120" w:type="dxa"/>
+              <w:right w:w="180" w:type="dxa"/>
+            </w:tcMar>
+          </w:tcPr>
+          <w:p>
+            <w:pPr>
+              <w:spacing w:after="0"/>
+            </w:pPr>
+            <w:r>
+              <w:t xml:space="preserve">6</w:t>
+            </w:r>
+          </w:p>
+        </w:tc>
+        <w:tc>
+          <w:tcPr>
+            <w:tcW w:w="3430" w:type="dxa"/>
+            <w:tcMar>
+              <w:top w:w="120" w:type="dxa"/>
+              <w:left w:w="180" w:type="dxa"/>
+              <w:bottom w:w="120" w:type="dxa"/>
+              <w:right w:w="180" w:type="dxa"/>
+            </w:tcMar>
+          </w:tcPr>
+          <w:p>
+            <w:pPr>
+              <w:spacing w:after="0"/>
+            </w:pPr>
+            <w:r>
+              <w:t xml:space="preserve">Suggestions not all previously rejected?</w:t>
+            </w:r>
+          </w:p>
+        </w:tc>
+        <w:tc>
+          <w:tcPr>
+            <w:tcW w:w="3430" w:type="dxa"/>
+            <w:tcMar>
+              <w:top w:w="120" w:type="dxa"/>
+              <w:left w:w="180" w:type="dxa"/>
+              <w:bottom w:w="120" w:type="dxa"/>
+              <w:right w:w="180" w:type="dxa"/>
+            </w:tcMar>
+          </w:tcPr>
+          <w:p>
+            <w:pPr>
+              <w:spacing w:after="0"/>
+            </w:pPr>
+            <w:r>
+              <w:t xml:space="preserve">Past rejects are excluded permanently; re-run scope or check another asset</w:t>
+            </w:r>
+          </w:p>
+        </w:tc>
+      </w:tr>
+    </w:tbl>
+    <w:p>
+      <w:pPr>
+        <w:spacing w:after="120"/>
+      </w:pPr>
+    </w:p>
+    <w:p>
+      <w:pPr>
+        <w:pStyle w:val="Heading2"/>
+      </w:pPr>
+      <w:r>
+        <w:t xml:space="preserve">Lab B — Wiring inference and confirming suggestions</w:t>
+      </w:r>
+    </w:p>
+    <w:p>
+      <w:pPr>
+        <w:pStyle w:val="ListParagraph"/>
+        <w:numPr>
+          <w:ilvl w:val="0"/>
+          <w:numId w:val="104"/>
+        </w:numPr>
+        <w:spacing w:after="80" w:line="264" w:lineRule="auto"/>
+      </w:pPr>
+      <w:r>
+        <w:rPr>
+          <w:b/>
+          <w:bCs/>
+        </w:rPr>
+        <w:t xml:space="preserve">Enable profiles.</w:t>
+      </w:r>
+      <w:r>
+        <w:t xml:space="preserve"> Ensure </w:t>
+      </w:r>
+      <w:r>
+        <w:rPr>
+          <w:rFonts w:ascii="Consolas" w:hAnsi="Consolas"/>
+          <w:color w:val="0A5560"/>
+          <w:sz w:val="20"/>
+          <w:szCs w:val="20"/>
+        </w:rPr>
+        <w:t xml:space="preserve">ml-models</w:t>
+      </w:r>
+      <w:r>
+        <w:t xml:space="preserve"> and </w:t>
+      </w:r>
+      <w:r>
+        <w:rPr>
+          <w:rFonts w:ascii="Consolas" w:hAnsi="Consolas"/>
+          <w:color w:val="0A5560"/>
+          <w:sz w:val="20"/>
+          <w:szCs w:val="20"/>
+        </w:rPr>
+        <w:t xml:space="preserve">ai-ml</w:t>
+      </w:r>
+      <w:r>
+        <w:t xml:space="preserve"> are in </w:t>
+      </w:r>
+      <w:r>
+        <w:rPr>
+          <w:rFonts w:ascii="Consolas" w:hAnsi="Consolas"/>
+          <w:color w:val="0A5560"/>
+          <w:sz w:val="20"/>
+          <w:szCs w:val="20"/>
+        </w:rPr>
+        <w:t xml:space="preserve">COMPOSE_PROFILES</w:t>
+      </w:r>
+      <w:r>
+        <w:t xml:space="preserve">; redeploy if you changed them.</w:t>
+      </w:r>
+    </w:p>
+    <w:p>
+      <w:pPr>
+        <w:pStyle w:val="ListParagraph"/>
+        <w:numPr>
+          <w:ilvl w:val="0"/>
+          <w:numId w:val="104"/>
+        </w:numPr>
+        <w:spacing w:after="80" w:line="264" w:lineRule="auto"/>
+      </w:pPr>
+      <w:r>
+        <w:rPr>
+          <w:b/>
+          <w:bCs/>
+        </w:rPr>
+        <w:t xml:space="preserve">Set inference.</w:t>
+      </w:r>
+      <w:r>
+        <w:t xml:space="preserve"> Populate </w:t>
+      </w:r>
+      <w:r>
+        <w:rPr>
+          <w:rFonts w:ascii="Consolas" w:hAnsi="Consolas"/>
+          <w:color w:val="0A5560"/>
+          <w:sz w:val="20"/>
+          <w:szCs w:val="20"/>
+        </w:rPr>
+        <w:t xml:space="preserve">ML_LLM_MODEL</w:t>
+      </w:r>
+      <w:r>
+        <w:t xml:space="preserve">, </w:t>
+      </w:r>
+      <w:r>
+        <w:rPr>
+          <w:rFonts w:ascii="Consolas" w:hAnsi="Consolas"/>
+          <w:color w:val="0A5560"/>
+          <w:sz w:val="20"/>
+          <w:szCs w:val="20"/>
+        </w:rPr>
+        <w:t xml:space="preserve">ML_LLM_API_KEY</w:t>
+      </w:r>
+      <w:r>
+        <w:t xml:space="preserve">, and </w:t>
+      </w:r>
+      <w:r>
+        <w:rPr>
+          <w:rFonts w:ascii="Consolas" w:hAnsi="Consolas"/>
+          <w:color w:val="0A5560"/>
+          <w:sz w:val="20"/>
+          <w:szCs w:val="20"/>
+        </w:rPr>
+        <w:t xml:space="preserve">ML_LLM_INFERENCE_BASE_URL</w:t>
+      </w:r>
+      <w:r>
+        <w:t xml:space="preserve"> for your chosen backend.</w:t>
+      </w:r>
+    </w:p>
+    <w:p>
+      <w:pPr>
+        <w:pStyle w:val="ListParagraph"/>
+        <w:numPr>
+          <w:ilvl w:val="0"/>
+          <w:numId w:val="104"/>
+        </w:numPr>
+        <w:spacing w:after="80" w:line="264" w:lineRule="auto"/>
+      </w:pPr>
+      <w:r>
+        <w:rPr>
+          <w:b/>
+          <w:bCs/>
+        </w:rPr>
+        <w:t xml:space="preserve">Verify reachability.</w:t>
+      </w:r>
+      <w:r>
+        <w:t xml:space="preserve"> Confirm the PDC host can reach and authenticate against the endpoint.</w:t>
+      </w:r>
+    </w:p>
+    <w:p>
+      <w:pPr>
+        <w:pStyle w:val="ListParagraph"/>
+        <w:numPr>
+          <w:ilvl w:val="0"/>
+          <w:numId w:val="104"/>
+        </w:numPr>
+        <w:spacing w:after="80" w:line="264" w:lineRule="auto"/>
+      </w:pPr>
+      <w:r>
+        <w:rPr>
+          <w:b/>
+          <w:bCs/>
+        </w:rPr>
+        <w:t xml:space="preserve">Re-run similarity.</w:t>
+      </w:r>
+      <w:r>
+        <w:t xml:space="preserve"> Run the process across </w:t>
+      </w:r>
+      <w:r>
+        <w:rPr>
+          <w:rFonts w:ascii="Consolas" w:hAnsi="Consolas"/>
+          <w:color w:val="0A5560"/>
+          <w:sz w:val="20"/>
+          <w:szCs w:val="20"/>
+        </w:rPr>
+        <w:t xml:space="preserve">cscu_core</w:t>
+      </w:r>
+      <w:r>
+        <w:t xml:space="preserve"> and wait for completion.</w:t>
+      </w:r>
+    </w:p>
+    <w:p>
+      <w:pPr>
+        <w:pStyle w:val="ListParagraph"/>
+        <w:numPr>
+          <w:ilvl w:val="0"/>
+          <w:numId w:val="104"/>
+        </w:numPr>
+        <w:spacing w:after="80" w:line="264" w:lineRule="auto"/>
+      </w:pPr>
+      <w:r>
+        <w:rPr>
+          <w:b/>
+          <w:bCs/>
+        </w:rPr>
+        <w:t xml:space="preserve">Confirm.</w:t>
+      </w:r>
+      <w:r>
+        <w:t xml:space="preserve"> Reopen </w:t>
+      </w:r>
+      <w:r>
+        <w:rPr>
+          <w:rFonts w:ascii="Consolas" w:hAnsi="Consolas"/>
+          <w:color w:val="0A5560"/>
+          <w:sz w:val="20"/>
+          <w:szCs w:val="20"/>
+        </w:rPr>
+        <w:t xml:space="preserve">mbr_no</w:t>
+      </w:r>
+      <w:r>
+        <w:t xml:space="preserve"> → Glossary → Suggested and verify matches now appear. The empty pane from the cold open is resolved.</w:t>
+      </w:r>
+    </w:p>
+    <w:p>
+      <w:pPr>
+        <w:pBdr>
+          <w:top w:val="dashed" w:sz="8" w:space="6" w:color="C8A028"/>
+          <w:left w:val="dashed" w:sz="8" w:space="6" w:color="C8A028"/>
+          <w:bottom w:val="dashed" w:sz="8" w:space="6" w:color="C8A028"/>
+          <w:right w:val="dashed" w:sz="8" w:space="6" w:color="C8A028"/>
+        </w:pBdr>
+        <w:shd w:val="clear" w:color="auto" w:fill="FFF7E0"/>
+        <w:jc w:val="center"/>
+        <w:spacing w:before="120" w:after="200"/>
+        <w:ind w:left="240" w:right="240"/>
+      </w:pPr>
+      <w:r>
+        <w:rPr>
+          <w:b/>
+          <w:bCs/>
+          <w:color w:val="8A6D1A"/>
+        </w:rPr>
+        <w:t xml:space="preserve">📷  SCREENSHOT — Suggested pane populated after inference wiring</w:t>
+      </w:r>
+    </w:p>
+    <w:p>
+      <w:pPr>
+        <w:pStyle w:val="Heading1"/>
+      </w:pPr>
+      <w:r>
+        <w:t xml:space="preserve">Appendix A — ML configuration reference</w:t>
+      </w:r>
+    </w:p>
+    <w:tbl>
+      <w:tblPr>
+        <w:tblW w:w="9360" w:type="dxa"/>
+        <w:tblBorders>
+          <w:top w:val="single" w:sz="4" w:space="0" w:color="C9DEE8"/>
+          <w:left w:val="single" w:sz="4" w:space="0" w:color="C9DEE8"/>
+          <w:bottom w:val="single" w:sz="4" w:space="0" w:color="C9DEE8"/>
+          <w:right w:val="single" w:sz="4" w:space="0" w:color="C9DEE8"/>
+          <w:insideH w:val="single" w:sz="4" w:space="0" w:color="C9DEE8"/>
+          <w:insideV w:val="single" w:sz="4" w:space="0" w:color="C9DEE8"/>
+        </w:tblBorders>
+      </w:tblPr>
+      <w:tblGrid>
+        <w:gridCol w:w="2500"/>
+        <w:gridCol w:w="3430"/>
+        <w:gridCol w:w="3430"/>
+      </w:tblGrid>
+      <w:tr>
+        <w:tc>
+          <w:tcPr>
+            <w:tcW w:w="2500" w:type="dxa"/>
+            <w:shd w:val="clear" w:color="auto" w:fill="EEF6FA"/>
+            <w:tcBorders>
+              <w:left w:val="single" w:sz="12" w:space="0" w:color="065A82"/>
+            </w:tcBorders>
+            <w:tcMar>
+              <w:top w:w="120" w:type="dxa"/>
+              <w:left w:w="180" w:type="dxa"/>
+              <w:bottom w:w="120" w:type="dxa"/>
+              <w:right w:w="180" w:type="dxa"/>
+            </w:tcMar>
+          </w:tcPr>
+          <w:p>
+            <w:pPr>
+              <w:spacing w:after="0"/>
+            </w:pPr>
+            <w:r>
+              <w:rPr>
+                <w:b/>
+                <w:bCs/>
+              </w:rPr>
+              <w:t xml:space="preserve">Variable</w:t>
+            </w:r>
+          </w:p>
+        </w:tc>
+        <w:tc>
+          <w:tcPr>
+            <w:tcW w:w="3430" w:type="dxa"/>
+            <w:shd w:val="clear" w:color="auto" w:fill="EEF6FA"/>
+            <w:tcMar>
+              <w:top w:w="120" w:type="dxa"/>
+              <w:left w:w="180" w:type="dxa"/>
+              <w:bottom w:w="120" w:type="dxa"/>
+              <w:right w:w="180" w:type="dxa"/>
+            </w:tcMar>
+          </w:tcPr>
+          <w:p>
+            <w:pPr>
+              <w:spacing w:after="0"/>
+            </w:pPr>
+            <w:r>
+              <w:rPr>
+                <w:b/>
+                <w:bCs/>
+              </w:rPr>
+              <w:t xml:space="preserve">Default</w:t>
+            </w:r>
+          </w:p>
+        </w:tc>
+        <w:tc>
+          <w:tcPr>
+            <w:tcW w:w="3430" w:type="dxa"/>
+            <w:shd w:val="clear" w:color="auto" w:fill="EEF6FA"/>
+            <w:tcMar>
+              <w:top w:w="120" w:type="dxa"/>
+              <w:left w:w="180" w:type="dxa"/>
+              <w:bottom w:w="120" w:type="dxa"/>
+              <w:right w:w="180" w:type="dxa"/>
+            </w:tcMar>
+          </w:tcPr>
+          <w:p>
+            <w:pPr>
+              <w:spacing w:after="0"/>
+            </w:pPr>
+            <w:r>
+              <w:rPr>
+                <w:b/>
+                <w:bCs/>
+              </w:rPr>
+              <w:t xml:space="preserve">Notes</w:t>
+            </w:r>
+          </w:p>
+        </w:tc>
+      </w:tr>
+      <w:tr>
+        <w:tc>
+          <w:tcPr>
+            <w:tcW w:w="2500" w:type="dxa"/>
+            <w:tcMar>
+              <w:top w:w="120" w:type="dxa"/>
+              <w:left w:w="180" w:type="dxa"/>
+              <w:bottom w:w="120" w:type="dxa"/>
+              <w:right w:w="180" w:type="dxa"/>
+            </w:tcMar>
+          </w:tcPr>
+          <w:p>
+            <w:pPr>
+              <w:spacing w:after="0"/>
+            </w:pPr>
+            <w:r>
+              <w:t xml:space="preserve">COMPOSE_PROFILES</w:t>
+            </w:r>
+          </w:p>
+        </w:tc>
+        <w:tc>
+          <w:tcPr>
+            <w:tcW w:w="3430" w:type="dxa"/>
+            <w:tcMar>
+              <w:top w:w="120" w:type="dxa"/>
+              <w:left w:w="180" w:type="dxa"/>
+              <w:bottom w:w="120" w:type="dxa"/>
+              <w:right w:w="180" w:type="dxa"/>
+            </w:tcMar>
+          </w:tcPr>
+          <w:p>
+            <w:pPr>
+              <w:spacing w:after="0"/>
+            </w:pPr>
+            <w:r>
+              <w:t xml:space="preserve">—</w:t>
+            </w:r>
+          </w:p>
+        </w:tc>
+        <w:tc>
+          <w:tcPr>
+            <w:tcW w:w="3430" w:type="dxa"/>
+            <w:tcMar>
+              <w:top w:w="120" w:type="dxa"/>
+              <w:left w:w="180" w:type="dxa"/>
+              <w:bottom w:w="120" w:type="dxa"/>
+              <w:right w:w="180" w:type="dxa"/>
+            </w:tcMar>
+          </w:tcPr>
+          <w:p>
+            <w:pPr>
+              <w:spacing w:after="0"/>
+            </w:pPr>
+            <w:r>
+              <w:t xml:space="preserve">Must include ml-models and ai-ml</w:t>
+            </w:r>
+          </w:p>
+        </w:tc>
+      </w:tr>
+      <w:tr>
+        <w:tc>
+          <w:tcPr>
+            <w:tcW w:w="2500" w:type="dxa"/>
+            <w:tcMar>
+              <w:top w:w="120" w:type="dxa"/>
+              <w:left w:w="180" w:type="dxa"/>
+              <w:bottom w:w="120" w:type="dxa"/>
+              <w:right w:w="180" w:type="dxa"/>
+            </w:tcMar>
+          </w:tcPr>
+          <w:p>
+            <w:pPr>
+              <w:spacing w:after="0"/>
+            </w:pPr>
+            <w:r>
+              <w:t xml:space="preserve">ML_LLM_MODEL</w:t>
+            </w:r>
+          </w:p>
+        </w:tc>
+        <w:tc>
+          <w:tcPr>
+            <w:tcW w:w="3430" w:type="dxa"/>
+            <w:tcMar>
+              <w:top w:w="120" w:type="dxa"/>
+              <w:left w:w="180" w:type="dxa"/>
+              <w:bottom w:w="120" w:type="dxa"/>
+              <w:right w:w="180" w:type="dxa"/>
+            </w:tcMar>
+          </w:tcPr>
+          <w:p>
+            <w:pPr>
+              <w:spacing w:after="0"/>
+            </w:pPr>
+            <w:r>
+              <w:t xml:space="preserve">(empty)</w:t>
+            </w:r>
+          </w:p>
+        </w:tc>
+        <w:tc>
+          <w:tcPr>
+            <w:tcW w:w="3430" w:type="dxa"/>
+            <w:tcMar>
+              <w:top w:w="120" w:type="dxa"/>
+              <w:left w:w="180" w:type="dxa"/>
+              <w:bottom w:w="120" w:type="dxa"/>
+              <w:right w:w="180" w:type="dxa"/>
+            </w:tcMar>
+          </w:tcPr>
+          <w:p>
+            <w:pPr>
+              <w:spacing w:after="0"/>
+            </w:pPr>
+            <w:r>
+              <w:t xml:space="preserve">Model identifier; set for external LLM services</w:t>
+            </w:r>
+          </w:p>
+        </w:tc>
+      </w:tr>
+      <w:tr>
+        <w:tc>
+          <w:tcPr>
+            <w:tcW w:w="2500" w:type="dxa"/>
+            <w:tcMar>
+              <w:top w:w="120" w:type="dxa"/>
+              <w:left w:w="180" w:type="dxa"/>
+              <w:bottom w:w="120" w:type="dxa"/>
+              <w:right w:w="180" w:type="dxa"/>
+            </w:tcMar>
+          </w:tcPr>
+          <w:p>
+            <w:pPr>
+              <w:spacing w:after="0"/>
+            </w:pPr>
+            <w:r>
+              <w:t xml:space="preserve">ML_LLM_API_KEY</w:t>
+            </w:r>
+          </w:p>
+        </w:tc>
+        <w:tc>
+          <w:tcPr>
+            <w:tcW w:w="3430" w:type="dxa"/>
+            <w:tcMar>
+              <w:top w:w="120" w:type="dxa"/>
+              <w:left w:w="180" w:type="dxa"/>
+              <w:bottom w:w="120" w:type="dxa"/>
+              <w:right w:w="180" w:type="dxa"/>
+            </w:tcMar>
+          </w:tcPr>
+          <w:p>
+            <w:pPr>
+              <w:spacing w:after="0"/>
+            </w:pPr>
+            <w:r>
+              <w:t xml:space="preserve">(empty)</w:t>
+            </w:r>
+          </w:p>
+        </w:tc>
+        <w:tc>
+          <w:tcPr>
+            <w:tcW w:w="3430" w:type="dxa"/>
+            <w:tcMar>
+              <w:top w:w="120" w:type="dxa"/>
+              <w:left w:w="180" w:type="dxa"/>
+              <w:bottom w:w="120" w:type="dxa"/>
+              <w:right w:w="180" w:type="dxa"/>
+            </w:tcMar>
+          </w:tcPr>
+          <w:p>
+            <w:pPr>
+              <w:spacing w:after="0"/>
+            </w:pPr>
+            <w:r>
+              <w:t xml:space="preserve">Credential for the inference service</w:t>
+            </w:r>
+          </w:p>
+        </w:tc>
+      </w:tr>
+      <w:tr>
+        <w:tc>
+          <w:tcPr>
+            <w:tcW w:w="2500" w:type="dxa"/>
+            <w:tcMar>
+              <w:top w:w="120" w:type="dxa"/>
+              <w:left w:w="180" w:type="dxa"/>
+              <w:bottom w:w="120" w:type="dxa"/>
+              <w:right w:w="180" w:type="dxa"/>
+            </w:tcMar>
+          </w:tcPr>
+          <w:p>
+            <w:pPr>
+              <w:spacing w:after="0"/>
+            </w:pPr>
+            <w:r>
+              <w:t xml:space="preserve">ML_LLM_INFERENCE_BASE_URL</w:t>
+            </w:r>
+          </w:p>
+        </w:tc>
+        <w:tc>
+          <w:tcPr>
+            <w:tcW w:w="3430" w:type="dxa"/>
+            <w:tcMar>
+              <w:top w:w="120" w:type="dxa"/>
+              <w:left w:w="180" w:type="dxa"/>
+              <w:bottom w:w="120" w:type="dxa"/>
+              <w:right w:w="180" w:type="dxa"/>
+            </w:tcMar>
+          </w:tcPr>
+          <w:p>
+            <w:pPr>
+              <w:spacing w:after="0"/>
+            </w:pPr>
+            <w:r>
+              <w:t xml:space="preserve">(empty)</w:t>
+            </w:r>
+          </w:p>
+        </w:tc>
+        <w:tc>
+          <w:tcPr>
+            <w:tcW w:w="3430" w:type="dxa"/>
+            <w:tcMar>
+              <w:top w:w="120" w:type="dxa"/>
+              <w:left w:w="180" w:type="dxa"/>
+              <w:bottom w:w="120" w:type="dxa"/>
+              <w:right w:w="180" w:type="dxa"/>
+            </w:tcMar>
+          </w:tcPr>
+          <w:p>
+            <w:pPr>
+              <w:spacing w:after="0"/>
+            </w:pPr>
+            <w:r>
+              <w:t xml:space="preserve">Inference endpoint URL</w:t>
+            </w:r>
+          </w:p>
+        </w:tc>
+      </w:tr>
+      <w:tr>
+        <w:tc>
+          <w:tcPr>
+            <w:tcW w:w="2500" w:type="dxa"/>
+            <w:tcMar>
+              <w:top w:w="120" w:type="dxa"/>
+              <w:left w:w="180" w:type="dxa"/>
+              <w:bottom w:w="120" w:type="dxa"/>
+              <w:right w:w="180" w:type="dxa"/>
+            </w:tcMar>
+          </w:tcPr>
+          <w:p>
+            <w:pPr>
+              <w:spacing w:after="0"/>
+            </w:pPr>
+            <w:r>
+              <w:t xml:space="preserve">ML_CUSTOM_TOKENS</w:t>
+            </w:r>
+          </w:p>
+        </w:tc>
+        <w:tc>
+          <w:tcPr>
+            <w:tcW w:w="3430" w:type="dxa"/>
+            <w:tcMar>
+              <w:top w:w="120" w:type="dxa"/>
+              <w:left w:w="180" w:type="dxa"/>
+              <w:bottom w:w="120" w:type="dxa"/>
+              <w:right w:w="180" w:type="dxa"/>
+            </w:tcMar>
+          </w:tcPr>
+          <w:p>
+            <w:pPr>
+              <w:spacing w:after="0"/>
+            </w:pPr>
+            <w:r>
+              <w:t xml:space="preserve">6000</w:t>
+            </w:r>
+          </w:p>
+        </w:tc>
+        <w:tc>
+          <w:tcPr>
+            <w:tcW w:w="3430" w:type="dxa"/>
+            <w:tcMar>
+              <w:top w:w="120" w:type="dxa"/>
+              <w:left w:w="180" w:type="dxa"/>
+              <w:bottom w:w="120" w:type="dxa"/>
+              <w:right w:w="180" w:type="dxa"/>
+            </w:tcMar>
+          </w:tcPr>
+          <w:p>
+            <w:pPr>
+              <w:spacing w:after="0"/>
+            </w:pPr>
+            <w:r>
+              <w:t xml:space="preserve">Token limit per ML operation</w:t>
+            </w:r>
+          </w:p>
+        </w:tc>
+      </w:tr>
+      <w:tr>
+        <w:tc>
+          <w:tcPr>
+            <w:tcW w:w="2500" w:type="dxa"/>
+            <w:tcMar>
+              <w:top w:w="120" w:type="dxa"/>
+              <w:left w:w="180" w:type="dxa"/>
+              <w:bottom w:w="120" w:type="dxa"/>
+              <w:right w:w="180" w:type="dxa"/>
+            </w:tcMar>
+          </w:tcPr>
+          <w:p>
+            <w:pPr>
+              <w:spacing w:after="0"/>
+            </w:pPr>
+            <w:r>
+              <w:t xml:space="preserve">ML_TOKEN_WINDOW_SIZE</w:t>
+            </w:r>
+          </w:p>
+        </w:tc>
+        <w:tc>
+          <w:tcPr>
+            <w:tcW w:w="3430" w:type="dxa"/>
+            <w:tcMar>
+              <w:top w:w="120" w:type="dxa"/>
+              <w:left w:w="180" w:type="dxa"/>
+              <w:bottom w:w="120" w:type="dxa"/>
+              <w:right w:w="180" w:type="dxa"/>
+            </w:tcMar>
+          </w:tcPr>
+          <w:p>
+            <w:pPr>
+              <w:spacing w:after="0"/>
+            </w:pPr>
+            <w:r>
+              <w:t xml:space="preserve">8000</w:t>
+            </w:r>
+          </w:p>
+        </w:tc>
+        <w:tc>
+          <w:tcPr>
+            <w:tcW w:w="3430" w:type="dxa"/>
+            <w:tcMar>
+              <w:top w:w="120" w:type="dxa"/>
+              <w:left w:w="180" w:type="dxa"/>
+              <w:bottom w:w="120" w:type="dxa"/>
+              <w:right w:w="180" w:type="dxa"/>
+            </w:tcMar>
+          </w:tcPr>
+          <w:p>
+            <w:pPr>
+              <w:spacing w:after="0"/>
+            </w:pPr>
+            <w:r>
+              <w:t xml:space="preserve">Context window size</w:t>
+            </w:r>
+          </w:p>
+        </w:tc>
+      </w:tr>
+      <w:tr>
+        <w:tc>
+          <w:tcPr>
+            <w:tcW w:w="2500" w:type="dxa"/>
+            <w:tcMar>
+              <w:top w:w="120" w:type="dxa"/>
+              <w:left w:w="180" w:type="dxa"/>
+              <w:bottom w:w="120" w:type="dxa"/>
+              <w:right w:w="180" w:type="dxa"/>
+            </w:tcMar>
+          </w:tcPr>
+          <w:p>
+            <w:pPr>
+              <w:spacing w:after="0"/>
+            </w:pPr>
+            <w:r>
+              <w:t xml:space="preserve">PDC_WS_DEFAULT_MAX_FILE_SIZE_FOR_ML</w:t>
+            </w:r>
+          </w:p>
+        </w:tc>
+        <w:tc>
+          <w:tcPr>
+            <w:tcW w:w="3430" w:type="dxa"/>
+            <w:tcMar>
+              <w:top w:w="120" w:type="dxa"/>
+              <w:left w:w="180" w:type="dxa"/>
+              <w:bottom w:w="120" w:type="dxa"/>
+              <w:right w:w="180" w:type="dxa"/>
+            </w:tcMar>
+          </w:tcPr>
+          <w:p>
+            <w:pPr>
+              <w:spacing w:after="0"/>
+            </w:pPr>
+            <w:r>
+              <w:t xml:space="preserve">10485760</w:t>
+            </w:r>
+          </w:p>
+        </w:tc>
+        <w:tc>
+          <w:tcPr>
+            <w:tcW w:w="3430" w:type="dxa"/>
+            <w:tcMar>
+              <w:top w:w="120" w:type="dxa"/>
+              <w:left w:w="180" w:type="dxa"/>
+              <w:bottom w:w="120" w:type="dxa"/>
+              <w:right w:w="180" w:type="dxa"/>
+            </w:tcMar>
+          </w:tcPr>
+          <w:p>
+            <w:pPr>
+              <w:spacing w:after="0"/>
+            </w:pPr>
+            <w:r>
+              <w:t xml:space="preserve">Max bytes (10 MB) per file for ML</w:t>
+            </w:r>
+          </w:p>
+        </w:tc>
+      </w:tr>
+      <w:tr>
+        <w:tc>
+          <w:tcPr>
+            <w:tcW w:w="2500" w:type="dxa"/>
+            <w:tcMar>
+              <w:top w:w="120" w:type="dxa"/>
+              <w:left w:w="180" w:type="dxa"/>
+              <w:bottom w:w="120" w:type="dxa"/>
+              <w:right w:w="180" w:type="dxa"/>
+            </w:tcMar>
+          </w:tcPr>
+          <w:p>
+            <w:pPr>
+              <w:spacing w:after="0"/>
+            </w:pPr>
+            <w:r>
+              <w:t xml:space="preserve">ML_BENTO_TIME_OUT</w:t>
+            </w:r>
+          </w:p>
+        </w:tc>
+        <w:tc>
+          <w:tcPr>
+            <w:tcW w:w="3430" w:type="dxa"/>
+            <w:tcMar>
+              <w:top w:w="120" w:type="dxa"/>
+              <w:left w:w="180" w:type="dxa"/>
+              <w:bottom w:w="120" w:type="dxa"/>
+              <w:right w:w="180" w:type="dxa"/>
+            </w:tcMar>
+          </w:tcPr>
+          <w:p>
+            <w:pPr>
+              <w:spacing w:after="0"/>
+            </w:pPr>
+            <w:r>
+              <w:t xml:space="preserve">6000</w:t>
+            </w:r>
+          </w:p>
+        </w:tc>
+        <w:tc>
+          <w:tcPr>
+            <w:tcW w:w="3430" w:type="dxa"/>
+            <w:tcMar>
+              <w:top w:w="120" w:type="dxa"/>
+              <w:left w:w="180" w:type="dxa"/>
+              <w:bottom w:w="120" w:type="dxa"/>
+              <w:right w:w="180" w:type="dxa"/>
+            </w:tcMar>
+          </w:tcPr>
+          <w:p>
+            <w:pPr>
+              <w:spacing w:after="0"/>
+            </w:pPr>
+            <w:r>
+              <w:t xml:space="preserve">ML serving timeout</w:t>
+            </w:r>
+          </w:p>
+        </w:tc>
+      </w:tr>
+    </w:tbl>
+    <w:p>
+      <w:pPr>
+        <w:spacing w:after="120"/>
+      </w:pPr>
+    </w:p>
+    <w:p>
+      <w:pPr>
+        <w:spacing w:after="120"/>
+      </w:pPr>
+      <w:r>
+        <w:t xml:space="preserve">Variable names should be confirmed against your PDC 11.0.0 deployment's configuration files.</w:t>
+      </w:r>
+    </w:p>
+    <w:p>
+      <w:pPr>
+        <w:pStyle w:val="Heading1"/>
+      </w:pPr>
+      <w:r>
+        <w:t xml:space="preserve">Appendix B — Facilitator checklist</w:t>
       </w:r>
     </w:p>
     <w:p>
@@ -382,17 +4095,19 @@
         <w:spacing w:after="60"/>
       </w:pPr>
       <w:r>
-        <w:t xml:space="preserve">Similarity on low-cardinality enums over-groups (every status column looks alike) — check the column </w:t>
-      </w:r>
-      <w:r>
-        <w:rPr>
-          <w:i/>
-          <w:iCs/>
-        </w:rPr>
-        <w:t xml:space="preserve">name and meaning</w:t>
-      </w:r>
-      <w:r>
-        <w:t xml:space="preserve"> before accepting.</w:t>
+        <w:t xml:space="preserve">Environment reachable; CSCU </w:t>
+      </w:r>
+      <w:r>
+        <w:rPr>
+          <w:rFonts w:ascii="Consolas" w:hAnsi="Consolas"/>
+          <w:color w:val="0A5560"/>
+          <w:sz w:val="20"/>
+          <w:szCs w:val="20"/>
+        </w:rPr>
+        <w:t xml:space="preserve">cscu_core</w:t>
+      </w:r>
+      <w:r>
+        <w:t xml:space="preserve"> source connected and profiled.</w:t>
       </w:r>
     </w:p>
     <w:p>
@@ -405,7 +4120,88 @@
         <w:spacing w:after="60"/>
       </w:pPr>
       <w:r>
-        <w:t xml:space="preserve">Inference after steward overrides is safe (proposals), unlike re-running identification (overwrites).</w:t>
+        <w:rPr>
+          <w:rFonts w:ascii="Consolas" w:hAnsi="Consolas"/>
+          <w:color w:val="0A5560"/>
+          <w:sz w:val="20"/>
+          <w:szCs w:val="20"/>
+        </w:rPr>
+        <w:t xml:space="preserve">ml-models</w:t>
+      </w:r>
+      <w:r>
+        <w:t xml:space="preserve"> and </w:t>
+      </w:r>
+      <w:r>
+        <w:rPr>
+          <w:rFonts w:ascii="Consolas" w:hAnsi="Consolas"/>
+          <w:color w:val="0A5560"/>
+          <w:sz w:val="20"/>
+          <w:szCs w:val="20"/>
+        </w:rPr>
+        <w:t xml:space="preserve">ai-ml</w:t>
+      </w:r>
+      <w:r>
+        <w:t xml:space="preserve"> profiles active before the session.</w:t>
+      </w:r>
+    </w:p>
+    <w:p>
+      <w:pPr>
+        <w:pStyle w:val="ListParagraph"/>
+        <w:numPr>
+          <w:ilvl w:val="0"/>
+          <w:numId w:val="2"/>
+        </w:numPr>
+        <w:spacing w:after="60"/>
+      </w:pPr>
+      <w:r>
+        <w:t xml:space="preserve">Inference backend chosen and the three </w:t>
+      </w:r>
+      <w:r>
+        <w:rPr>
+          <w:rFonts w:ascii="Consolas" w:hAnsi="Consolas"/>
+          <w:color w:val="0A5560"/>
+          <w:sz w:val="20"/>
+          <w:szCs w:val="20"/>
+        </w:rPr>
+        <w:t xml:space="preserve">ML_LLM_*</w:t>
+      </w:r>
+      <w:r>
+        <w:t xml:space="preserve"> values set.</w:t>
+      </w:r>
+    </w:p>
+    <w:p>
+      <w:pPr>
+        <w:pStyle w:val="ListParagraph"/>
+        <w:numPr>
+          <w:ilvl w:val="0"/>
+          <w:numId w:val="2"/>
+        </w:numPr>
+        <w:spacing w:after="60"/>
+      </w:pPr>
+      <w:r>
+        <w:t xml:space="preserve">One similarity run completed in advance as a known-good demo.</w:t>
+      </w:r>
+    </w:p>
+    <w:p>
+      <w:pPr>
+        <w:pStyle w:val="ListParagraph"/>
+        <w:numPr>
+          <w:ilvl w:val="0"/>
+          <w:numId w:val="2"/>
+        </w:numPr>
+        <w:spacing w:after="60"/>
+      </w:pPr>
+      <w:r>
+        <w:rPr>
+          <w:rFonts w:ascii="Consolas" w:hAnsi="Consolas"/>
+          <w:color w:val="0A5560"/>
+          <w:sz w:val="20"/>
+          <w:szCs w:val="20"/>
+        </w:rPr>
+        <w:t xml:space="preserve">members.mbr_no</w:t>
+      </w:r>
+      <w:r>
+        <w:t xml:space="preserve"> identified as the live worked example (term: Member Number).</w:t>
       </w:r>
     </w:p>
     <w:p>
@@ -2000,6 +5796,36 @@
   </w:num>
   <w:num w:numId="6" w16cid:durableId="1962105193">
     <w:abstractNumId w:val="3"/>
+  </w:num>
+  <w:num w:numId="100">
+    <w:abstractNumId w:val="23"/>
+    <w:lvlOverride w:ilvl="0">
+      <w:startOverride w:val="1"/>
+    </w:lvlOverride>
+  </w:num>
+  <w:num w:numId="101">
+    <w:abstractNumId w:val="23"/>
+    <w:lvlOverride w:ilvl="0">
+      <w:startOverride w:val="1"/>
+    </w:lvlOverride>
+  </w:num>
+  <w:num w:numId="102">
+    <w:abstractNumId w:val="23"/>
+    <w:lvlOverride w:ilvl="0">
+      <w:startOverride w:val="1"/>
+    </w:lvlOverride>
+  </w:num>
+  <w:num w:numId="103">
+    <w:abstractNumId w:val="23"/>
+    <w:lvlOverride w:ilvl="0">
+      <w:startOverride w:val="1"/>
+    </w:lvlOverride>
+  </w:num>
+  <w:num w:numId="104">
+    <w:abstractNumId w:val="23"/>
+    <w:lvlOverride w:ilvl="0">
+      <w:startOverride w:val="1"/>
+    </w:lvlOverride>
   </w:num>
 </w:numbering>
 </file>

--- a/courseware/CSCU/Technical-Track/04-Similarity & ML/Similarity-ML-Inference-Guide.docx
+++ b/courseware/CSCU/Technical-Track/04-Similarity & ML/Similarity-ML-Inference-Guide.docx
@@ -459,7 +459,7 @@
         <w:t xml:space="preserve">vocabulary</w:t>
       </w:r>
       <w:r>
-        <w:t xml:space="preserve">: its </w:t>
+        <w:t xml:space="preserve">, and goes a step further than name similarity: its </w:t>
       </w:r>
       <w:r>
         <w:rPr>
@@ -469,7 +469,37 @@
         <w:t xml:space="preserve">Find similar</w:t>
       </w:r>
       <w:r>
-        <w:t xml:space="preserve"> feature proposes similarity-scored term merges, with the steward deciding.</w:t>
+        <w:t xml:space="preserve"> feature scores term pairs on names </w:t>
+      </w:r>
+      <w:r>
+        <w:rPr>
+          <w:i/>
+          <w:iCs/>
+        </w:rPr>
+        <w:t xml:space="preserve">and the profiled data behind them</w:t>
+      </w:r>
+      <w:r>
+        <w:t xml:space="preserve"> — a shared induced value format lifts a pair straight to the strong band, while look-alike names holding different data are flagged </w:t>
+      </w:r>
+      <w:r>
+        <w:rPr>
+          <w:b/>
+          <w:bCs/>
+        </w:rPr>
+        <w:t xml:space="preserve">different concepts</w:t>
+      </w:r>
+      <w:r>
+        <w:t xml:space="preserve"> and the merge is withheld. Same-named duplicate groups get a recommendation too (</w:t>
+      </w:r>
+      <w:r>
+        <w:rPr>
+          <w:b/>
+          <w:bCs/>
+        </w:rPr>
+        <w:t xml:space="preserve">Merge / Disambiguate / Keep separate</w:t>
+      </w:r>
+      <w:r>
+        <w:t xml:space="preserve">), escalating from scan evidence to a live data-value probe to an AI adjudicator — with the steward always deciding.</w:t>
       </w:r>
     </w:p>
     <w:p>
